--- a/templates/docx/soo_template.docx
+++ b/templates/docx/soo_template.docx
@@ -4,7 +4,7 @@
   <w:body>
     <w:p>
       <w:pPr>
-        <w:spacing w:before="0" w:after="80" w:line="240" w:lineRule="auto"/>
+        <w:spacing w:before="0" w:after="80" w:line="276" w:lineRule="auto"/>
         <w:jc w:val="both"/>
       </w:pPr>
       <w:r>
@@ -18,7 +18,7 @@
     </w:p>
     <w:p>
       <w:pPr>
-        <w:spacing w:before="40" w:after="40" w:line="240" w:lineRule="auto"/>
+        <w:spacing w:before="40" w:after="40" w:line="276" w:lineRule="auto"/>
         <w:jc w:val="center"/>
       </w:pPr>
       <w:r>
@@ -32,7 +32,7 @@
     </w:p>
     <w:p>
       <w:pPr>
-        <w:spacing w:before="0" w:after="80" w:line="240" w:lineRule="auto"/>
+        <w:spacing w:before="0" w:after="80" w:line="276" w:lineRule="auto"/>
         <w:jc w:val="center"/>
       </w:pPr>
       <w:r>
@@ -46,7 +46,7 @@
     </w:p>
     <w:p>
       <w:pPr>
-        <w:spacing w:before="0" w:after="20" w:line="240" w:lineRule="auto"/>
+        <w:spacing w:before="0" w:after="60" w:line="276" w:lineRule="auto"/>
         <w:jc w:val="left"/>
       </w:pPr>
       <w:r>
@@ -76,7 +76,7 @@
     </w:p>
     <w:p>
       <w:pPr>
-        <w:spacing w:before="0" w:after="80" w:line="240" w:lineRule="auto"/>
+        <w:spacing w:before="0" w:after="80" w:line="276" w:lineRule="auto"/>
         <w:jc w:val="left"/>
       </w:pPr>
       <w:r>
@@ -96,42 +96,24 @@
         <w:t>{{ soo.number }}</w:t>
       </w:r>
     </w:p>
-    <w:tbl>
-      <w:tblPr>
-        <w:tblStyle w:val="TableGrid"/>
-        <w:tblW w:type="auto" w:w="0"/>
-        <w:tblLook w:firstColumn="1" w:firstRow="1" w:lastColumn="0" w:lastRow="0" w:noHBand="0" w:noVBand="1" w:val="04A0"/>
-      </w:tblPr>
-      <w:tblGrid>
-        <w:gridCol w:w="10466"/>
-      </w:tblGrid>
-      <w:tr>
-        <w:tc>
-          <w:tcPr>
-            <w:tcW w:type="dxa" w:w="10466"/>
-            <w:shd w:val="clear" w:fill="D9D9D9"/>
-          </w:tcPr>
-          <w:p>
-            <w:pPr>
-              <w:spacing w:before="20" w:after="20"/>
-              <w:jc w:val="center"/>
-            </w:pPr>
-            <w:r/>
-            <w:r>
-              <w:rPr>
-                <w:rFonts w:ascii="Times New Roman" w:hAnsi="Times New Roman" w:cs="Times New Roman"/>
-                <w:b/>
-                <w:sz w:val="16"/>
-              </w:rPr>
-              <w:t>1.  ЗАСТРАХОВАННОЕ ЛИЦО, ОСУЩЕСТВЛЯЮЩЕЕ ТРУДОВУЮ ИЛИ ИНУЮ ДЕЯТЕЛЬНОСТЬ</w:t>
-            </w:r>
-          </w:p>
-        </w:tc>
-      </w:tr>
-    </w:tbl>
     <w:p>
       <w:pPr>
-        <w:spacing w:before="40" w:after="20" w:line="240" w:lineRule="auto"/>
+        <w:spacing w:before="80" w:after="40"/>
+        <w:ind w:left="283"/>
+        <w:jc w:val="left"/>
+      </w:pPr>
+      <w:r>
+        <w:rPr>
+          <w:rFonts w:ascii="Times New Roman" w:hAnsi="Times New Roman" w:cs="Times New Roman"/>
+          <w:b/>
+          <w:sz w:val="16"/>
+        </w:rPr>
+        <w:t>1.  ЗАСТРАХОВАННОЕ ЛИЦО, ОСУЩЕСТВЛЯЮЩЕЕ ТРУДОВУЮ ИЛИ ИНУЮ ДЕЯТЕЛЬНОСТЬ</w:t>
+      </w:r>
+    </w:p>
+    <w:p>
+      <w:pPr>
+        <w:spacing w:before="40" w:after="60" w:line="276" w:lineRule="auto"/>
         <w:jc w:val="left"/>
       </w:pPr>
       <w:r>
@@ -185,7 +167,7 @@
     </w:p>
     <w:p>
       <w:pPr>
-        <w:spacing w:before="0" w:after="20" w:line="240" w:lineRule="auto"/>
+        <w:spacing w:before="0" w:after="60" w:line="276" w:lineRule="auto"/>
         <w:jc w:val="left"/>
       </w:pPr>
       <w:r>
@@ -207,7 +189,7 @@
     </w:p>
     <w:p>
       <w:pPr>
-        <w:spacing w:before="0" w:after="20" w:line="240" w:lineRule="auto"/>
+        <w:spacing w:before="0" w:after="60" w:line="276" w:lineRule="auto"/>
         <w:jc w:val="left"/>
       </w:pPr>
       <w:r>
@@ -293,7 +275,7 @@
     </w:p>
     <w:p>
       <w:pPr>
-        <w:spacing w:before="0" w:after="20" w:line="240" w:lineRule="auto"/>
+        <w:spacing w:before="0" w:after="60" w:line="276" w:lineRule="auto"/>
         <w:jc w:val="left"/>
       </w:pPr>
       <w:r>
@@ -347,7 +329,7 @@
     </w:p>
     <w:p>
       <w:pPr>
-        <w:spacing w:before="40" w:after="20" w:line="240" w:lineRule="auto"/>
+        <w:spacing w:before="40" w:after="60" w:line="276" w:lineRule="auto"/>
         <w:jc w:val="left"/>
       </w:pPr>
       <w:r>
@@ -385,7 +367,7 @@
     </w:p>
     <w:p>
       <w:pPr>
-        <w:spacing w:before="40" w:after="20" w:line="240" w:lineRule="auto"/>
+        <w:spacing w:before="40" w:after="60" w:line="276" w:lineRule="auto"/>
         <w:jc w:val="left"/>
       </w:pPr>
       <w:r>
@@ -407,7 +389,7 @@
     </w:p>
     <w:p>
       <w:pPr>
-        <w:spacing w:before="0" w:after="80" w:line="240" w:lineRule="auto"/>
+        <w:spacing w:before="0" w:after="80" w:line="276" w:lineRule="auto"/>
         <w:jc w:val="left"/>
       </w:pPr>
       <w:r>
@@ -451,39 +433,21 @@
         <w:t>{{ soo.email }}</w:t>
       </w:r>
     </w:p>
-    <w:tbl>
-      <w:tblPr>
-        <w:tblStyle w:val="TableGrid"/>
-        <w:tblW w:type="auto" w:w="0"/>
-        <w:tblLook w:firstColumn="1" w:firstRow="1" w:lastColumn="0" w:lastRow="0" w:noHBand="0" w:noVBand="1" w:val="04A0"/>
-      </w:tblPr>
-      <w:tblGrid>
-        <w:gridCol w:w="10466"/>
-      </w:tblGrid>
-      <w:tr>
-        <w:tc>
-          <w:tcPr>
-            <w:tcW w:type="dxa" w:w="10466"/>
-            <w:shd w:val="clear" w:fill="D9D9D9"/>
-          </w:tcPr>
-          <w:p>
-            <w:pPr>
-              <w:spacing w:before="20" w:after="20"/>
-              <w:jc w:val="center"/>
-            </w:pPr>
-            <w:r/>
-            <w:r>
-              <w:rPr>
-                <w:rFonts w:ascii="Times New Roman" w:hAnsi="Times New Roman" w:cs="Times New Roman"/>
-                <w:b/>
-                <w:sz w:val="16"/>
-              </w:rPr>
-              <w:t>2.  СВЕДЕНИЯ О РАБОТОДАТЕЛЕ ИЛИ ИНОЙ ДЕЯТЕЛЬНОСТИ В ГОСУДАРСТВЕ, ПРИМЕНЯЕМОГО ЗАКОНОДАТЕЛЬСТВА</w:t>
-            </w:r>
-          </w:p>
-        </w:tc>
-      </w:tr>
-    </w:tbl>
+    <w:p>
+      <w:pPr>
+        <w:spacing w:before="80" w:after="40"/>
+        <w:ind w:left="283"/>
+        <w:jc w:val="left"/>
+      </w:pPr>
+      <w:r>
+        <w:rPr>
+          <w:rFonts w:ascii="Times New Roman" w:hAnsi="Times New Roman" w:cs="Times New Roman"/>
+          <w:b/>
+          <w:sz w:val="16"/>
+        </w:rPr>
+        <w:t>2.  СВЕДЕНИЯ О РАБОТОДАТЕЛЕ ИЛИ ИНОЙ ДЕЯТЕЛЬНОСТИ В ГОСУДАРСТВЕ, ПРИМЕНЯЕМОГО ЗАКОНОДАТЕЛЬСТВА</w:t>
+      </w:r>
+    </w:p>
     <w:tbl>
       <w:tblPr>
         <w:tblStyle w:val="TableGrid"/>
@@ -738,7 +702,7 @@
     </w:tbl>
     <w:p>
       <w:pPr>
-        <w:spacing w:before="40" w:after="0" w:line="240" w:lineRule="auto"/>
+        <w:spacing w:before="40" w:after="0" w:line="276" w:lineRule="auto"/>
         <w:jc w:val="left"/>
       </w:pPr>
       <w:r>
@@ -749,42 +713,24 @@
         </w:rPr>
       </w:r>
     </w:p>
-    <w:tbl>
-      <w:tblPr>
-        <w:tblStyle w:val="TableGrid"/>
-        <w:tblW w:type="auto" w:w="0"/>
-        <w:tblLook w:firstColumn="1" w:firstRow="1" w:lastColumn="0" w:lastRow="0" w:noHBand="0" w:noVBand="1" w:val="04A0"/>
-      </w:tblPr>
-      <w:tblGrid>
-        <w:gridCol w:w="10466"/>
-      </w:tblGrid>
-      <w:tr>
-        <w:tc>
-          <w:tcPr>
-            <w:tcW w:type="dxa" w:w="10466"/>
-            <w:shd w:val="clear" w:fill="D9D9D9"/>
-          </w:tcPr>
-          <w:p>
-            <w:pPr>
-              <w:spacing w:before="20" w:after="20"/>
-              <w:jc w:val="center"/>
-            </w:pPr>
-            <w:r/>
-            <w:r>
-              <w:rPr>
-                <w:rFonts w:ascii="Times New Roman" w:hAnsi="Times New Roman" w:cs="Times New Roman"/>
-                <w:b/>
-                <w:sz w:val="16"/>
-              </w:rPr>
-              <w:t>3.  ПРИМЕНИМОЕ ЗАКОНОДАТЕЛЬСТВО</w:t>
-            </w:r>
-          </w:p>
-        </w:tc>
-      </w:tr>
-    </w:tbl>
     <w:p>
       <w:pPr>
-        <w:spacing w:before="40" w:after="40" w:line="240" w:lineRule="auto"/>
+        <w:spacing w:before="80" w:after="40"/>
+        <w:ind w:left="283"/>
+        <w:jc w:val="left"/>
+      </w:pPr>
+      <w:r>
+        <w:rPr>
+          <w:rFonts w:ascii="Times New Roman" w:hAnsi="Times New Roman" w:cs="Times New Roman"/>
+          <w:b/>
+          <w:sz w:val="16"/>
+        </w:rPr>
+        <w:t>3.  ПРИМЕНИМОЕ ЗАКОНОДАТЕЛЬСТВО</w:t>
+      </w:r>
+    </w:p>
+    <w:p>
+      <w:pPr>
+        <w:spacing w:before="40" w:after="40" w:line="276" w:lineRule="auto"/>
         <w:jc w:val="both"/>
       </w:pPr>
       <w:r>
@@ -846,7 +792,7 @@
     </w:p>
     <w:p>
       <w:pPr>
-        <w:spacing w:before="0" w:after="80" w:line="240" w:lineRule="auto"/>
+        <w:spacing w:before="0" w:after="80" w:line="276" w:lineRule="auto"/>
         <w:jc w:val="both"/>
       </w:pPr>
       <w:r>
@@ -922,39 +868,21 @@
         <w:t>г. с возможностью дистанционной работы.</w:t>
       </w:r>
     </w:p>
-    <w:tbl>
-      <w:tblPr>
-        <w:tblStyle w:val="TableGrid"/>
-        <w:tblW w:type="auto" w:w="0"/>
-        <w:tblLook w:firstColumn="1" w:firstRow="1" w:lastColumn="0" w:lastRow="0" w:noHBand="0" w:noVBand="1" w:val="04A0"/>
-      </w:tblPr>
-      <w:tblGrid>
-        <w:gridCol w:w="10466"/>
-      </w:tblGrid>
-      <w:tr>
-        <w:tc>
-          <w:tcPr>
-            <w:tcW w:type="dxa" w:w="10466"/>
-            <w:shd w:val="clear" w:fill="D9D9D9"/>
-          </w:tcPr>
-          <w:p>
-            <w:pPr>
-              <w:spacing w:before="20" w:after="20"/>
-              <w:jc w:val="center"/>
-            </w:pPr>
-            <w:r/>
-            <w:r>
-              <w:rPr>
-                <w:rFonts w:ascii="Times New Roman" w:hAnsi="Times New Roman" w:cs="Times New Roman"/>
-                <w:b/>
-                <w:sz w:val="16"/>
-              </w:rPr>
-              <w:t>4.  ДАННЫЕ КОМПЕТЕНТНОГО УЧРЕЖДЕНИЯ, ЗАПОЛНИВШЕГО СВИДЕТЕЛЬСТВО ОБ ОТЪЕЗДЕ</w:t>
-            </w:r>
-          </w:p>
-        </w:tc>
-      </w:tr>
-    </w:tbl>
+    <w:p>
+      <w:pPr>
+        <w:spacing w:before="80" w:after="40"/>
+        <w:ind w:left="283"/>
+        <w:jc w:val="left"/>
+      </w:pPr>
+      <w:r>
+        <w:rPr>
+          <w:rFonts w:ascii="Times New Roman" w:hAnsi="Times New Roman" w:cs="Times New Roman"/>
+          <w:b/>
+          <w:sz w:val="16"/>
+        </w:rPr>
+        <w:t>4.  ДАННЫЕ КОМПЕТЕНТНОГО УЧРЕЖДЕНИЯ, ЗАПОЛНИВШЕГО СВИДЕТЕЛЬСТВО ОБ ОТЪЕЗДЕ</w:t>
+      </w:r>
+    </w:p>
     <w:tbl>
       <w:tblPr>
         <w:tblStyle w:val="TableGrid"/>

--- a/templates/docx/soo_template.docx
+++ b/templates/docx/soo_template.docx
@@ -4,7 +4,7 @@
   <w:body>
     <w:p>
       <w:pPr>
-        <w:spacing w:before="0" w:after="80" w:line="276" w:lineRule="auto"/>
+        <w:spacing w:before="0" w:after="60" w:line="240" w:lineRule="auto"/>
         <w:jc w:val="both"/>
       </w:pPr>
       <w:r>
@@ -18,7 +18,7 @@
     </w:p>
     <w:p>
       <w:pPr>
-        <w:spacing w:before="40" w:after="40" w:line="276" w:lineRule="auto"/>
+        <w:spacing w:before="0" w:after="20" w:line="240" w:lineRule="auto"/>
         <w:jc w:val="center"/>
       </w:pPr>
       <w:r>
@@ -32,7 +32,7 @@
     </w:p>
     <w:p>
       <w:pPr>
-        <w:spacing w:before="0" w:after="80" w:line="276" w:lineRule="auto"/>
+        <w:spacing w:before="0" w:after="60" w:line="240" w:lineRule="auto"/>
         <w:jc w:val="center"/>
       </w:pPr>
       <w:r>
@@ -46,7 +46,7 @@
     </w:p>
     <w:p>
       <w:pPr>
-        <w:spacing w:before="0" w:after="60" w:line="276" w:lineRule="auto"/>
+        <w:spacing w:before="0" w:after="20" w:line="240" w:lineRule="auto"/>
         <w:jc w:val="left"/>
       </w:pPr>
       <w:r>
@@ -76,7 +76,7 @@
     </w:p>
     <w:p>
       <w:pPr>
-        <w:spacing w:before="0" w:after="80" w:line="276" w:lineRule="auto"/>
+        <w:spacing w:before="0" w:after="60" w:line="240" w:lineRule="auto"/>
         <w:jc w:val="left"/>
       </w:pPr>
       <w:r>
@@ -85,7 +85,7 @@
           <w:b/>
           <w:sz w:val="16"/>
         </w:rPr>
-        <w:t xml:space="preserve">№  </w:t>
+        <w:t xml:space="preserve">№ </w:t>
       </w:r>
       <w:r>
         <w:rPr>
@@ -96,24 +96,538 @@
         <w:t>{{ soo.number }}</w:t>
       </w:r>
     </w:p>
+    <w:tbl>
+      <w:tblPr>
+        <w:tblW w:type="auto" w:w="0"/>
+        <w:tblLayout w:type="fixed"/>
+        <w:tblLook w:firstColumn="1" w:firstRow="1" w:lastColumn="0" w:lastRow="0" w:noHBand="0" w:noVBand="1" w:val="04A0"/>
+        <w:tblBorders>
+          <w:top w:val="none"/>
+          <w:left w:val="none"/>
+          <w:bottom w:val="none"/>
+          <w:right w:val="none"/>
+          <w:insideH w:val="none"/>
+          <w:insideV w:val="none"/>
+        </w:tblBorders>
+      </w:tblPr>
+      <w:tblGrid>
+        <w:gridCol w:w="5233"/>
+        <w:gridCol w:w="5233"/>
+      </w:tblGrid>
+      <w:tr>
+        <w:trPr>
+          <w:trHeight w:val="312"/>
+        </w:trPr>
+        <w:tc>
+          <w:tcPr>
+            <w:tcW w:type="dxa" w:w="396"/>
+            <w:vAlign w:val="center"/>
+            <w:tcBorders>
+              <w:top w:val="single" w:sz="4" w:space="0" w:color="000000"/>
+              <w:left w:val="single" w:sz="4" w:space="0" w:color="000000"/>
+              <w:bottom w:val="single" w:sz="4" w:space="0" w:color="000000"/>
+              <w:right w:val="single" w:sz="4" w:space="0" w:color="000000"/>
+            </w:tcBorders>
+          </w:tcPr>
+          <w:p>
+            <w:pPr>
+              <w:spacing w:before="0" w:after="0" w:line="240" w:lineRule="auto"/>
+              <w:jc w:val="center"/>
+            </w:pPr>
+            <w:r/>
+            <w:r>
+              <w:rPr>
+                <w:rFonts w:ascii="Times New Roman" w:hAnsi="Times New Roman" w:cs="Times New Roman"/>
+                <w:b w:val="0"/>
+                <w:sz w:val="16"/>
+              </w:rPr>
+              <w:t>1.</w:t>
+            </w:r>
+          </w:p>
+        </w:tc>
+        <w:tc>
+          <w:tcPr>
+            <w:tcW w:type="dxa" w:w="10069"/>
+            <w:vAlign w:val="center"/>
+          </w:tcPr>
+          <w:p>
+            <w:pPr>
+              <w:spacing w:before="0" w:after="0" w:line="240" w:lineRule="auto"/>
+              <w:jc w:val="left"/>
+            </w:pPr>
+            <w:r/>
+            <w:r>
+              <w:rPr>
+                <w:rFonts w:ascii="Times New Roman" w:hAnsi="Times New Roman" w:cs="Times New Roman"/>
+                <w:b/>
+                <w:sz w:val="16"/>
+              </w:rPr>
+              <w:t>ЗАСТРАХОВАННОЕ ЛИЦО, ОСУЩЕСТВЛЯЮЩЕЕ ТРУДОВУЮ ИЛИ ИНУЮ ДЕЯТЕЛЬНОСТЬ</w:t>
+            </w:r>
+          </w:p>
+        </w:tc>
+      </w:tr>
+    </w:tbl>
+    <w:tbl>
+      <w:tblPr>
+        <w:tblStyle w:val="TableGrid"/>
+        <w:tblW w:type="auto" w:w="0"/>
+        <w:tblLayout w:type="fixed"/>
+        <w:tblLook w:firstColumn="1" w:firstRow="1" w:lastColumn="0" w:lastRow="0" w:noHBand="0" w:noVBand="1" w:val="04A0"/>
+      </w:tblPr>
+      <w:tblGrid>
+        <w:gridCol w:w="3489"/>
+        <w:gridCol w:w="3489"/>
+        <w:gridCol w:w="3489"/>
+      </w:tblGrid>
+      <w:tr>
+        <w:tc>
+          <w:tcPr>
+            <w:tcW w:type="dxa" w:w="3488"/>
+            <w:tcMar>
+              <w:top w:w="15" w:type="dxa"/>
+              <w:bottom w:w="15" w:type="dxa"/>
+              <w:left w:w="60" w:type="dxa"/>
+              <w:right w:w="60" w:type="dxa"/>
+            </w:tcMar>
+            <w:vAlign w:val="top"/>
+          </w:tcPr>
+          <w:p>
+            <w:pPr>
+              <w:spacing w:before="0" w:after="0" w:line="240" w:lineRule="auto"/>
+              <w:jc w:val="left"/>
+            </w:pPr>
+            <w:r/>
+            <w:r>
+              <w:rPr>
+                <w:rFonts w:ascii="Times New Roman" w:hAnsi="Times New Roman" w:cs="Times New Roman"/>
+                <w:b/>
+                <w:sz w:val="16"/>
+              </w:rPr>
+              <w:t>1.1. Фамилия</w:t>
+            </w:r>
+          </w:p>
+        </w:tc>
+        <w:tc>
+          <w:tcPr>
+            <w:tcW w:type="dxa" w:w="3488"/>
+            <w:tcMar>
+              <w:top w:w="15" w:type="dxa"/>
+              <w:bottom w:w="15" w:type="dxa"/>
+              <w:left w:w="60" w:type="dxa"/>
+              <w:right w:w="60" w:type="dxa"/>
+            </w:tcMar>
+            <w:vAlign w:val="top"/>
+          </w:tcPr>
+          <w:p>
+            <w:pPr>
+              <w:spacing w:before="0" w:after="0" w:line="240" w:lineRule="auto"/>
+              <w:jc w:val="left"/>
+            </w:pPr>
+            <w:r/>
+            <w:r>
+              <w:rPr>
+                <w:rFonts w:ascii="Times New Roman" w:hAnsi="Times New Roman" w:cs="Times New Roman"/>
+                <w:b/>
+                <w:sz w:val="16"/>
+              </w:rPr>
+              <w:t>Имя</w:t>
+            </w:r>
+          </w:p>
+        </w:tc>
+        <w:tc>
+          <w:tcPr>
+            <w:tcW w:type="dxa" w:w="3488"/>
+            <w:tcMar>
+              <w:top w:w="15" w:type="dxa"/>
+              <w:bottom w:w="15" w:type="dxa"/>
+              <w:left w:w="60" w:type="dxa"/>
+              <w:right w:w="60" w:type="dxa"/>
+            </w:tcMar>
+            <w:vAlign w:val="top"/>
+          </w:tcPr>
+          <w:p>
+            <w:pPr>
+              <w:spacing w:before="0" w:after="0" w:line="240" w:lineRule="auto"/>
+              <w:jc w:val="left"/>
+            </w:pPr>
+            <w:r/>
+            <w:r>
+              <w:rPr>
+                <w:rFonts w:ascii="Times New Roman" w:hAnsi="Times New Roman" w:cs="Times New Roman"/>
+                <w:b/>
+                <w:sz w:val="16"/>
+              </w:rPr>
+              <w:t>Отчество</w:t>
+            </w:r>
+          </w:p>
+        </w:tc>
+      </w:tr>
+      <w:tr>
+        <w:tc>
+          <w:tcPr>
+            <w:tcW w:type="dxa" w:w="3488"/>
+            <w:tcMar>
+              <w:top w:w="15" w:type="dxa"/>
+              <w:bottom w:w="15" w:type="dxa"/>
+              <w:left w:w="60" w:type="dxa"/>
+              <w:right w:w="60" w:type="dxa"/>
+            </w:tcMar>
+            <w:vAlign w:val="top"/>
+          </w:tcPr>
+          <w:p>
+            <w:pPr>
+              <w:spacing w:before="0" w:after="0" w:line="240" w:lineRule="auto"/>
+              <w:jc w:val="left"/>
+            </w:pPr>
+            <w:r/>
+            <w:r>
+              <w:rPr>
+                <w:rFonts w:ascii="Times New Roman" w:hAnsi="Times New Roman" w:cs="Times New Roman"/>
+                <w:b w:val="0"/>
+                <w:sz w:val="16"/>
+              </w:rPr>
+              <w:t>{{ soo.last_name }}</w:t>
+            </w:r>
+          </w:p>
+        </w:tc>
+        <w:tc>
+          <w:tcPr>
+            <w:tcW w:type="dxa" w:w="3488"/>
+            <w:tcMar>
+              <w:top w:w="15" w:type="dxa"/>
+              <w:bottom w:w="15" w:type="dxa"/>
+              <w:left w:w="60" w:type="dxa"/>
+              <w:right w:w="60" w:type="dxa"/>
+            </w:tcMar>
+            <w:vAlign w:val="top"/>
+          </w:tcPr>
+          <w:p>
+            <w:pPr>
+              <w:spacing w:before="0" w:after="0" w:line="240" w:lineRule="auto"/>
+              <w:jc w:val="left"/>
+            </w:pPr>
+            <w:r/>
+            <w:r>
+              <w:rPr>
+                <w:rFonts w:ascii="Times New Roman" w:hAnsi="Times New Roman" w:cs="Times New Roman"/>
+                <w:b w:val="0"/>
+                <w:sz w:val="16"/>
+              </w:rPr>
+              <w:t>{{ soo.first_name }}</w:t>
+            </w:r>
+          </w:p>
+        </w:tc>
+        <w:tc>
+          <w:tcPr>
+            <w:tcW w:type="dxa" w:w="3488"/>
+            <w:tcMar>
+              <w:top w:w="15" w:type="dxa"/>
+              <w:bottom w:w="15" w:type="dxa"/>
+              <w:left w:w="60" w:type="dxa"/>
+              <w:right w:w="60" w:type="dxa"/>
+            </w:tcMar>
+            <w:vAlign w:val="top"/>
+          </w:tcPr>
+          <w:p>
+            <w:pPr>
+              <w:spacing w:before="0" w:after="0" w:line="240" w:lineRule="auto"/>
+              <w:jc w:val="left"/>
+            </w:pPr>
+            <w:r/>
+            <w:r>
+              <w:rPr>
+                <w:rFonts w:ascii="Times New Roman" w:hAnsi="Times New Roman" w:cs="Times New Roman"/>
+                <w:b w:val="0"/>
+                <w:sz w:val="16"/>
+              </w:rPr>
+              <w:t>{{ soo.middle_name }}</w:t>
+            </w:r>
+          </w:p>
+        </w:tc>
+      </w:tr>
+      <w:tr>
+        <w:tc>
+          <w:tcPr>
+            <w:tcW w:type="dxa" w:w="10464"/>
+            <w:gridSpan w:val="3"/>
+            <w:tcMar>
+              <w:top w:w="15" w:type="dxa"/>
+              <w:bottom w:w="15" w:type="dxa"/>
+              <w:left w:w="60" w:type="dxa"/>
+              <w:right w:w="60" w:type="dxa"/>
+            </w:tcMar>
+            <w:vAlign w:val="top"/>
+          </w:tcPr>
+          <w:p>
+            <w:pPr>
+              <w:spacing w:before="0" w:after="0" w:line="240" w:lineRule="auto"/>
+              <w:jc w:val="left"/>
+            </w:pPr>
+            <w:r/>
+            <w:r>
+              <w:rPr>
+                <w:rFonts w:ascii="Times New Roman" w:hAnsi="Times New Roman" w:cs="Times New Roman"/>
+                <w:b/>
+                <w:sz w:val="16"/>
+              </w:rPr>
+              <w:t xml:space="preserve">Гражданство </w:t>
+            </w:r>
+            <w:r>
+              <w:rPr>
+                <w:rFonts w:ascii="Times New Roman" w:hAnsi="Times New Roman" w:cs="Times New Roman"/>
+                <w:b w:val="0"/>
+                <w:sz w:val="16"/>
+              </w:rPr>
+              <w:t>{{ soo.nationality_ru }}</w:t>
+            </w:r>
+          </w:p>
+        </w:tc>
+      </w:tr>
+      <w:tr>
+        <w:tc>
+          <w:tcPr>
+            <w:tcW w:type="dxa" w:w="10464"/>
+            <w:gridSpan w:val="3"/>
+            <w:tcMar>
+              <w:top w:w="15" w:type="dxa"/>
+              <w:bottom w:w="15" w:type="dxa"/>
+              <w:left w:w="60" w:type="dxa"/>
+              <w:right w:w="60" w:type="dxa"/>
+            </w:tcMar>
+            <w:vAlign w:val="top"/>
+          </w:tcPr>
+          <w:p>
+            <w:pPr>
+              <w:spacing w:before="0" w:after="0" w:line="240" w:lineRule="auto"/>
+              <w:jc w:val="left"/>
+            </w:pPr>
+            <w:r/>
+            <w:r>
+              <w:rPr>
+                <w:rFonts w:ascii="Times New Roman" w:hAnsi="Times New Roman" w:cs="Times New Roman"/>
+                <w:b/>
+                <w:sz w:val="16"/>
+              </w:rPr>
+              <w:t xml:space="preserve">Документ, удостоверяющий личность: паспорт </w:t>
+            </w:r>
+            <w:r>
+              <w:rPr>
+                <w:rFonts w:ascii="Times New Roman" w:hAnsi="Times New Roman" w:cs="Times New Roman"/>
+                <w:b w:val="0"/>
+                <w:sz w:val="16"/>
+              </w:rPr>
+              <w:t>{{ soo.passport_series }} № {{ soo.passport_number_only }}, выдан {{ soo.passport_issue_date }} {{ soo.passport_issuer }}, код подразделения {{ soo.division_code }}</w:t>
+            </w:r>
+          </w:p>
+        </w:tc>
+      </w:tr>
+      <w:tr>
+        <w:tc>
+          <w:tcPr>
+            <w:tcW w:type="dxa" w:w="10464"/>
+            <w:gridSpan w:val="3"/>
+            <w:tcMar>
+              <w:top w:w="15" w:type="dxa"/>
+              <w:bottom w:w="15" w:type="dxa"/>
+              <w:left w:w="60" w:type="dxa"/>
+              <w:right w:w="60" w:type="dxa"/>
+            </w:tcMar>
+            <w:vAlign w:val="top"/>
+          </w:tcPr>
+          <w:p>
+            <w:pPr>
+              <w:spacing w:before="0" w:after="0" w:line="240" w:lineRule="auto"/>
+              <w:jc w:val="left"/>
+            </w:pPr>
+            <w:r/>
+            <w:r>
+              <w:rPr>
+                <w:rFonts w:ascii="Times New Roman" w:hAnsi="Times New Roman" w:cs="Times New Roman"/>
+                <w:b/>
+                <w:sz w:val="16"/>
+              </w:rPr>
+              <w:t xml:space="preserve">Номер загранпаспорта </w:t>
+            </w:r>
+            <w:r>
+              <w:rPr>
+                <w:rFonts w:ascii="Times New Roman" w:hAnsi="Times New Roman" w:cs="Times New Roman"/>
+                <w:b w:val="0"/>
+                <w:sz w:val="16"/>
+              </w:rPr>
+              <w:t>{{ soo.foreign_passport_number }} выдан {{ soo.foreign_passport_issue_date }} {{ soo.foreign_passport_issuer }}</w:t>
+            </w:r>
+          </w:p>
+        </w:tc>
+      </w:tr>
+      <w:tr>
+        <w:tc>
+          <w:tcPr>
+            <w:tcW w:type="dxa" w:w="10464"/>
+            <w:gridSpan w:val="3"/>
+            <w:tcMar>
+              <w:top w:w="15" w:type="dxa"/>
+              <w:bottom w:w="15" w:type="dxa"/>
+              <w:left w:w="60" w:type="dxa"/>
+              <w:right w:w="60" w:type="dxa"/>
+            </w:tcMar>
+            <w:vAlign w:val="top"/>
+          </w:tcPr>
+          <w:p>
+            <w:pPr>
+              <w:spacing w:before="0" w:after="0" w:line="240" w:lineRule="auto"/>
+              <w:jc w:val="left"/>
+            </w:pPr>
+            <w:r/>
+            <w:r>
+              <w:rPr>
+                <w:rFonts w:ascii="Times New Roman" w:hAnsi="Times New Roman" w:cs="Times New Roman"/>
+                <w:b/>
+                <w:sz w:val="16"/>
+              </w:rPr>
+              <w:t xml:space="preserve">1.2. Дата рождения </w:t>
+            </w:r>
+            <w:r>
+              <w:rPr>
+                <w:rFonts w:ascii="Times New Roman" w:hAnsi="Times New Roman" w:cs="Times New Roman"/>
+                <w:b w:val="0"/>
+                <w:sz w:val="16"/>
+              </w:rPr>
+              <w:t>{{ soo.birth_date_long }}</w:t>
+            </w:r>
+            <w:r>
+              <w:rPr>
+                <w:rFonts w:ascii="Times New Roman" w:hAnsi="Times New Roman" w:cs="Times New Roman"/>
+                <w:b/>
+                <w:sz w:val="16"/>
+              </w:rPr>
+            </w:r>
+            <w:r>
+              <w:br/>
+            </w:r>
+            <w:r>
+              <w:rPr>
+                <w:rFonts w:ascii="Times New Roman" w:hAnsi="Times New Roman" w:cs="Times New Roman"/>
+                <w:b/>
+                <w:sz w:val="16"/>
+              </w:rPr>
+              <w:t xml:space="preserve">Страховой номер индивидуального лицевого счёта в Российской Федерации (СНИЛС) </w:t>
+            </w:r>
+            <w:r>
+              <w:rPr>
+                <w:rFonts w:ascii="Times New Roman" w:hAnsi="Times New Roman" w:cs="Times New Roman"/>
+                <w:b w:val="0"/>
+                <w:sz w:val="16"/>
+              </w:rPr>
+              <w:t>{{ soo.snils }}</w:t>
+            </w:r>
+          </w:p>
+        </w:tc>
+      </w:tr>
+      <w:tr>
+        <w:tc>
+          <w:tcPr>
+            <w:tcW w:type="dxa" w:w="10464"/>
+            <w:gridSpan w:val="3"/>
+            <w:tcMar>
+              <w:top w:w="15" w:type="dxa"/>
+              <w:bottom w:w="15" w:type="dxa"/>
+              <w:left w:w="60" w:type="dxa"/>
+              <w:right w:w="60" w:type="dxa"/>
+            </w:tcMar>
+            <w:vAlign w:val="top"/>
+          </w:tcPr>
+          <w:p>
+            <w:pPr>
+              <w:spacing w:before="0" w:after="0" w:line="240" w:lineRule="auto"/>
+              <w:jc w:val="left"/>
+            </w:pPr>
+            <w:r/>
+            <w:r>
+              <w:rPr>
+                <w:rFonts w:ascii="Times New Roman" w:hAnsi="Times New Roman" w:cs="Times New Roman"/>
+                <w:b/>
+                <w:sz w:val="16"/>
+              </w:rPr>
+              <w:t xml:space="preserve">1.3. Адрес </w:t>
+            </w:r>
+            <w:r>
+              <w:rPr>
+                <w:rFonts w:ascii="Times New Roman" w:hAnsi="Times New Roman" w:cs="Times New Roman"/>
+                <w:b w:val="0"/>
+                <w:sz w:val="16"/>
+              </w:rPr>
+              <w:t>{{ soo.home_address }}</w:t>
+            </w:r>
+          </w:p>
+        </w:tc>
+      </w:tr>
+      <w:tr>
+        <w:tc>
+          <w:tcPr>
+            <w:tcW w:type="dxa" w:w="10464"/>
+            <w:gridSpan w:val="3"/>
+            <w:tcMar>
+              <w:top w:w="15" w:type="dxa"/>
+              <w:bottom w:w="15" w:type="dxa"/>
+              <w:left w:w="60" w:type="dxa"/>
+              <w:right w:w="60" w:type="dxa"/>
+            </w:tcMar>
+            <w:vAlign w:val="top"/>
+          </w:tcPr>
+          <w:p>
+            <w:pPr>
+              <w:spacing w:before="0" w:after="0" w:line="240" w:lineRule="auto"/>
+              <w:jc w:val="left"/>
+            </w:pPr>
+            <w:r/>
+            <w:r>
+              <w:rPr>
+                <w:rFonts w:ascii="Times New Roman" w:hAnsi="Times New Roman" w:cs="Times New Roman"/>
+                <w:b/>
+                <w:sz w:val="16"/>
+              </w:rPr>
+              <w:t xml:space="preserve">Телефон </w:t>
+            </w:r>
+            <w:r>
+              <w:rPr>
+                <w:rFonts w:ascii="Times New Roman" w:hAnsi="Times New Roman" w:cs="Times New Roman"/>
+                <w:b w:val="0"/>
+                <w:sz w:val="16"/>
+              </w:rPr>
+              <w:t>{{ soo.phone }}</w:t>
+            </w:r>
+            <w:r>
+              <w:rPr>
+                <w:rFonts w:ascii="Times New Roman" w:hAnsi="Times New Roman" w:cs="Times New Roman"/>
+                <w:b/>
+                <w:sz w:val="16"/>
+              </w:rPr>
+              <w:t xml:space="preserve">       Факс </w:t>
+            </w:r>
+            <w:r>
+              <w:rPr>
+                <w:rFonts w:ascii="Times New Roman" w:hAnsi="Times New Roman" w:cs="Times New Roman"/>
+                <w:b/>
+                <w:sz w:val="16"/>
+              </w:rPr>
+              <w:t xml:space="preserve">       Эл. почта: </w:t>
+            </w:r>
+            <w:r>
+              <w:rPr>
+                <w:rFonts w:ascii="Times New Roman" w:hAnsi="Times New Roman" w:cs="Times New Roman"/>
+                <w:b w:val="0"/>
+                <w:sz w:val="16"/>
+              </w:rPr>
+              <w:t>{{ soo.email }}</w:t>
+            </w:r>
+          </w:p>
+        </w:tc>
+      </w:tr>
+    </w:tbl>
     <w:p>
       <w:pPr>
-        <w:spacing w:before="80" w:after="40"/>
-        <w:ind w:left="283"/>
-        <w:jc w:val="left"/>
-      </w:pPr>
-      <w:r>
-        <w:rPr>
-          <w:rFonts w:ascii="Times New Roman" w:hAnsi="Times New Roman" w:cs="Times New Roman"/>
-          <w:b/>
-          <w:sz w:val="16"/>
-        </w:rPr>
-        <w:t>1.  ЗАСТРАХОВАННОЕ ЛИЦО, ОСУЩЕСТВЛЯЮЩЕЕ ТРУДОВУЮ ИЛИ ИНУЮ ДЕЯТЕЛЬНОСТЬ</w:t>
-      </w:r>
-    </w:p>
-    <w:p>
-      <w:pPr>
-        <w:spacing w:before="40" w:after="60" w:line="276" w:lineRule="auto"/>
+        <w:spacing w:before="0" w:after="40" w:line="240" w:lineRule="auto"/>
         <w:jc w:val="left"/>
       </w:pPr>
       <w:r>
@@ -122,332 +636,80 @@
           <w:b w:val="0"/>
           <w:sz w:val="16"/>
         </w:rPr>
-        <w:t xml:space="preserve">1.1. Фамилия </w:t>
-      </w:r>
-      <w:r>
-        <w:rPr>
-          <w:rFonts w:ascii="Times New Roman" w:hAnsi="Times New Roman" w:cs="Times New Roman"/>
-          <w:b w:val="0"/>
-          <w:sz w:val="16"/>
-        </w:rPr>
-        <w:t>{{ soo.last_name }}</w:t>
-      </w:r>
-      <w:r>
-        <w:rPr>
-          <w:rFonts w:ascii="Times New Roman" w:hAnsi="Times New Roman" w:cs="Times New Roman"/>
-          <w:b w:val="0"/>
-          <w:sz w:val="16"/>
-        </w:rPr>
-        <w:t xml:space="preserve">   Имя </w:t>
-      </w:r>
-      <w:r>
-        <w:rPr>
-          <w:rFonts w:ascii="Times New Roman" w:hAnsi="Times New Roman" w:cs="Times New Roman"/>
-          <w:b w:val="0"/>
-          <w:sz w:val="16"/>
-        </w:rPr>
-        <w:t>{{ soo.first_name }}</w:t>
-      </w:r>
-      <w:r>
-        <w:rPr>
-          <w:rFonts w:ascii="Times New Roman" w:hAnsi="Times New Roman" w:cs="Times New Roman"/>
-          <w:b w:val="0"/>
-          <w:sz w:val="16"/>
-        </w:rPr>
-        <w:t xml:space="preserve">   Отчество </w:t>
-      </w:r>
-      <w:r>
-        <w:rPr>
-          <w:rFonts w:ascii="Times New Roman" w:hAnsi="Times New Roman" w:cs="Times New Roman"/>
-          <w:b w:val="0"/>
-          <w:sz w:val="16"/>
-        </w:rPr>
-        <w:t>{{ soo.middle_name }}</w:t>
       </w:r>
     </w:p>
-    <w:p>
-      <w:pPr>
-        <w:spacing w:before="0" w:after="60" w:line="276" w:lineRule="auto"/>
-        <w:jc w:val="left"/>
-      </w:pPr>
-      <w:r>
-        <w:rPr>
-          <w:rFonts w:ascii="Times New Roman" w:hAnsi="Times New Roman" w:cs="Times New Roman"/>
-          <w:b w:val="0"/>
-          <w:sz w:val="16"/>
-        </w:rPr>
-        <w:t xml:space="preserve">Гражданство </w:t>
-      </w:r>
-      <w:r>
-        <w:rPr>
-          <w:rFonts w:ascii="Times New Roman" w:hAnsi="Times New Roman" w:cs="Times New Roman"/>
-          <w:b w:val="0"/>
-          <w:sz w:val="16"/>
-        </w:rPr>
-        <w:t>{{ soo.nationality_ru }}</w:t>
-      </w:r>
-    </w:p>
-    <w:p>
-      <w:pPr>
-        <w:spacing w:before="0" w:after="60" w:line="276" w:lineRule="auto"/>
-        <w:jc w:val="left"/>
-      </w:pPr>
-      <w:r>
-        <w:rPr>
-          <w:rFonts w:ascii="Times New Roman" w:hAnsi="Times New Roman" w:cs="Times New Roman"/>
-          <w:b w:val="0"/>
-          <w:sz w:val="16"/>
-        </w:rPr>
-        <w:t xml:space="preserve">Документ, удостоверяющий личность: паспорт </w:t>
-      </w:r>
-      <w:r>
-        <w:rPr>
-          <w:rFonts w:ascii="Times New Roman" w:hAnsi="Times New Roman" w:cs="Times New Roman"/>
-          <w:b w:val="0"/>
-          <w:sz w:val="16"/>
-        </w:rPr>
-        <w:t>{{ soo.passport_series }}</w:t>
-      </w:r>
-      <w:r>
-        <w:rPr>
-          <w:rFonts w:ascii="Times New Roman" w:hAnsi="Times New Roman" w:cs="Times New Roman"/>
-          <w:b w:val="0"/>
-          <w:sz w:val="16"/>
-        </w:rPr>
-        <w:t xml:space="preserve"> № </w:t>
-      </w:r>
-      <w:r>
-        <w:rPr>
-          <w:rFonts w:ascii="Times New Roman" w:hAnsi="Times New Roman" w:cs="Times New Roman"/>
-          <w:b w:val="0"/>
-          <w:sz w:val="16"/>
-        </w:rPr>
-        <w:t>{{ soo.passport_number_only }}</w:t>
-      </w:r>
-      <w:r>
-        <w:rPr>
-          <w:rFonts w:ascii="Times New Roman" w:hAnsi="Times New Roman" w:cs="Times New Roman"/>
-          <w:b w:val="0"/>
-          <w:sz w:val="16"/>
-        </w:rPr>
-        <w:t xml:space="preserve">, выдан </w:t>
-      </w:r>
-      <w:r>
-        <w:rPr>
-          <w:rFonts w:ascii="Times New Roman" w:hAnsi="Times New Roman" w:cs="Times New Roman"/>
-          <w:b w:val="0"/>
-          <w:sz w:val="16"/>
-        </w:rPr>
-        <w:t>{{ soo.passport_issue_date }}</w:t>
-      </w:r>
-      <w:r>
-        <w:rPr>
-          <w:rFonts w:ascii="Times New Roman" w:hAnsi="Times New Roman" w:cs="Times New Roman"/>
-          <w:b w:val="0"/>
-          <w:sz w:val="16"/>
-        </w:rPr>
-        <w:t xml:space="preserve"> </w:t>
-      </w:r>
-      <w:r>
-        <w:rPr>
-          <w:rFonts w:ascii="Times New Roman" w:hAnsi="Times New Roman" w:cs="Times New Roman"/>
-          <w:b w:val="0"/>
-          <w:sz w:val="16"/>
-        </w:rPr>
-        <w:t>{{ soo.passport_issuer }}</w:t>
-      </w:r>
-      <w:r>
-        <w:rPr>
-          <w:rFonts w:ascii="Times New Roman" w:hAnsi="Times New Roman" w:cs="Times New Roman"/>
-          <w:b w:val="0"/>
-          <w:sz w:val="16"/>
-        </w:rPr>
-        <w:t xml:space="preserve">, код подразделения </w:t>
-      </w:r>
-      <w:r>
-        <w:rPr>
-          <w:rFonts w:ascii="Times New Roman" w:hAnsi="Times New Roman" w:cs="Times New Roman"/>
-          <w:b w:val="0"/>
-          <w:sz w:val="16"/>
-        </w:rPr>
-        <w:t>{{ soo.division_code }}</w:t>
-      </w:r>
-    </w:p>
-    <w:p>
-      <w:pPr>
-        <w:spacing w:before="0" w:after="60" w:line="276" w:lineRule="auto"/>
-        <w:jc w:val="left"/>
-      </w:pPr>
-      <w:r>
-        <w:rPr>
-          <w:rFonts w:ascii="Times New Roman" w:hAnsi="Times New Roman" w:cs="Times New Roman"/>
-          <w:b w:val="0"/>
-          <w:sz w:val="16"/>
-        </w:rPr>
-        <w:t xml:space="preserve">Номер загранпаспорта </w:t>
-      </w:r>
-      <w:r>
-        <w:rPr>
-          <w:rFonts w:ascii="Times New Roman" w:hAnsi="Times New Roman" w:cs="Times New Roman"/>
-          <w:b w:val="0"/>
-          <w:sz w:val="16"/>
-        </w:rPr>
-        <w:t>{{ soo.foreign_passport_number }}</w:t>
-      </w:r>
-      <w:r>
-        <w:rPr>
-          <w:rFonts w:ascii="Times New Roman" w:hAnsi="Times New Roman" w:cs="Times New Roman"/>
-          <w:b w:val="0"/>
-          <w:sz w:val="16"/>
-        </w:rPr>
-        <w:t xml:space="preserve"> выдан </w:t>
-      </w:r>
-      <w:r>
-        <w:rPr>
-          <w:rFonts w:ascii="Times New Roman" w:hAnsi="Times New Roman" w:cs="Times New Roman"/>
-          <w:b w:val="0"/>
-          <w:sz w:val="16"/>
-        </w:rPr>
-        <w:t>{{ soo.foreign_passport_issue_date }}</w:t>
-      </w:r>
-      <w:r>
-        <w:rPr>
-          <w:rFonts w:ascii="Times New Roman" w:hAnsi="Times New Roman" w:cs="Times New Roman"/>
-          <w:b w:val="0"/>
-          <w:sz w:val="16"/>
-        </w:rPr>
-        <w:t xml:space="preserve"> </w:t>
-      </w:r>
-      <w:r>
-        <w:rPr>
-          <w:rFonts w:ascii="Times New Roman" w:hAnsi="Times New Roman" w:cs="Times New Roman"/>
-          <w:b w:val="0"/>
-          <w:sz w:val="16"/>
-        </w:rPr>
-        <w:t>{{ soo.foreign_passport_issuer }}</w:t>
-      </w:r>
-    </w:p>
-    <w:p>
-      <w:pPr>
-        <w:spacing w:before="40" w:after="60" w:line="276" w:lineRule="auto"/>
-        <w:jc w:val="left"/>
-      </w:pPr>
-      <w:r>
-        <w:rPr>
-          <w:rFonts w:ascii="Times New Roman" w:hAnsi="Times New Roman" w:cs="Times New Roman"/>
-          <w:b w:val="0"/>
-          <w:sz w:val="16"/>
-        </w:rPr>
-        <w:t xml:space="preserve">1.2. Дата рождения </w:t>
-      </w:r>
-      <w:r>
-        <w:rPr>
-          <w:rFonts w:ascii="Times New Roman" w:hAnsi="Times New Roman" w:cs="Times New Roman"/>
-          <w:b w:val="0"/>
-          <w:sz w:val="16"/>
-        </w:rPr>
-        <w:t>{{ soo.birth_date_long }}</w:t>
-      </w:r>
-      <w:r>
-        <w:rPr>
-          <w:rFonts w:ascii="Times New Roman" w:hAnsi="Times New Roman" w:cs="Times New Roman"/>
-          <w:b w:val="0"/>
-          <w:sz w:val="16"/>
-        </w:rPr>
-        <w:t xml:space="preserve">   Страховой номер индивидуального лицевого счёта в Российской Федерации (СНИЛС) </w:t>
-      </w:r>
-      <w:r>
-        <w:rPr>
-          <w:rFonts w:ascii="Times New Roman" w:hAnsi="Times New Roman" w:cs="Times New Roman"/>
-          <w:b w:val="0"/>
-          <w:sz w:val="16"/>
-        </w:rPr>
-        <w:t>{{ soo.snils }}</w:t>
-      </w:r>
-    </w:p>
-    <w:p>
-      <w:pPr>
-        <w:spacing w:before="40" w:after="60" w:line="276" w:lineRule="auto"/>
-        <w:jc w:val="left"/>
-      </w:pPr>
-      <w:r>
-        <w:rPr>
-          <w:rFonts w:ascii="Times New Roman" w:hAnsi="Times New Roman" w:cs="Times New Roman"/>
-          <w:b w:val="0"/>
-          <w:sz w:val="16"/>
-        </w:rPr>
-        <w:t xml:space="preserve">1.3. Адрес </w:t>
-      </w:r>
-      <w:r>
-        <w:rPr>
-          <w:rFonts w:ascii="Times New Roman" w:hAnsi="Times New Roman" w:cs="Times New Roman"/>
-          <w:b w:val="0"/>
-          <w:sz w:val="16"/>
-        </w:rPr>
-        <w:t>{{ soo.home_address }}</w:t>
-      </w:r>
-    </w:p>
-    <w:p>
-      <w:pPr>
-        <w:spacing w:before="0" w:after="80" w:line="276" w:lineRule="auto"/>
-        <w:jc w:val="left"/>
-      </w:pPr>
-      <w:r>
-        <w:rPr>
-          <w:rFonts w:ascii="Times New Roman" w:hAnsi="Times New Roman" w:cs="Times New Roman"/>
-          <w:b w:val="0"/>
-          <w:sz w:val="16"/>
-        </w:rPr>
-        <w:t xml:space="preserve">Телефон </w:t>
-      </w:r>
-      <w:r>
-        <w:rPr>
-          <w:rFonts w:ascii="Times New Roman" w:hAnsi="Times New Roman" w:cs="Times New Roman"/>
-          <w:b w:val="0"/>
-          <w:sz w:val="16"/>
-        </w:rPr>
-        <w:t>{{ soo.phone }}</w:t>
-      </w:r>
-      <w:r>
-        <w:rPr>
-          <w:rFonts w:ascii="Times New Roman" w:hAnsi="Times New Roman" w:cs="Times New Roman"/>
-          <w:b w:val="0"/>
-          <w:sz w:val="16"/>
-        </w:rPr>
-        <w:t xml:space="preserve">   Факс </w:t>
-      </w:r>
-      <w:r>
-        <w:rPr>
-          <w:rFonts w:ascii="Times New Roman" w:hAnsi="Times New Roman" w:cs="Times New Roman"/>
-          <w:b w:val="0"/>
-          <w:sz w:val="16"/>
-        </w:rPr>
-        <w:t xml:space="preserve">   Эл. почта: </w:t>
-      </w:r>
-      <w:r>
-        <w:rPr>
-          <w:rFonts w:ascii="Times New Roman" w:hAnsi="Times New Roman" w:cs="Times New Roman"/>
-          <w:b w:val="0"/>
-          <w:sz w:val="16"/>
-        </w:rPr>
-        <w:t>{{ soo.email }}</w:t>
-      </w:r>
-    </w:p>
-    <w:p>
-      <w:pPr>
-        <w:spacing w:before="80" w:after="40"/>
-        <w:ind w:left="283"/>
-        <w:jc w:val="left"/>
-      </w:pPr>
-      <w:r>
-        <w:rPr>
-          <w:rFonts w:ascii="Times New Roman" w:hAnsi="Times New Roman" w:cs="Times New Roman"/>
-          <w:b/>
-          <w:sz w:val="16"/>
-        </w:rPr>
-        <w:t>2.  СВЕДЕНИЯ О РАБОТОДАТЕЛЕ ИЛИ ИНОЙ ДЕЯТЕЛЬНОСТИ В ГОСУДАРСТВЕ, ПРИМЕНЯЕМОГО ЗАКОНОДАТЕЛЬСТВА</w:t>
-      </w:r>
-    </w:p>
+    <w:tbl>
+      <w:tblPr>
+        <w:tblW w:type="auto" w:w="0"/>
+        <w:tblLayout w:type="fixed"/>
+        <w:tblLook w:firstColumn="1" w:firstRow="1" w:lastColumn="0" w:lastRow="0" w:noHBand="0" w:noVBand="1" w:val="04A0"/>
+        <w:tblBorders>
+          <w:top w:val="none"/>
+          <w:left w:val="none"/>
+          <w:bottom w:val="none"/>
+          <w:right w:val="none"/>
+          <w:insideH w:val="none"/>
+          <w:insideV w:val="none"/>
+        </w:tblBorders>
+      </w:tblPr>
+      <w:tblGrid>
+        <w:gridCol w:w="5233"/>
+        <w:gridCol w:w="5233"/>
+      </w:tblGrid>
+      <w:tr>
+        <w:trPr>
+          <w:trHeight w:val="312"/>
+        </w:trPr>
+        <w:tc>
+          <w:tcPr>
+            <w:tcW w:type="dxa" w:w="396"/>
+            <w:vAlign w:val="center"/>
+            <w:tcBorders>
+              <w:top w:val="single" w:sz="4" w:space="0" w:color="000000"/>
+              <w:left w:val="single" w:sz="4" w:space="0" w:color="000000"/>
+              <w:bottom w:val="single" w:sz="4" w:space="0" w:color="000000"/>
+              <w:right w:val="single" w:sz="4" w:space="0" w:color="000000"/>
+            </w:tcBorders>
+          </w:tcPr>
+          <w:p>
+            <w:pPr>
+              <w:spacing w:before="0" w:after="0" w:line="240" w:lineRule="auto"/>
+              <w:jc w:val="center"/>
+            </w:pPr>
+            <w:r/>
+            <w:r>
+              <w:rPr>
+                <w:rFonts w:ascii="Times New Roman" w:hAnsi="Times New Roman" w:cs="Times New Roman"/>
+                <w:b w:val="0"/>
+                <w:sz w:val="16"/>
+              </w:rPr>
+              <w:t>2.</w:t>
+            </w:r>
+          </w:p>
+        </w:tc>
+        <w:tc>
+          <w:tcPr>
+            <w:tcW w:type="dxa" w:w="10069"/>
+            <w:vAlign w:val="center"/>
+          </w:tcPr>
+          <w:p>
+            <w:pPr>
+              <w:spacing w:before="0" w:after="0" w:line="240" w:lineRule="auto"/>
+              <w:jc w:val="left"/>
+            </w:pPr>
+            <w:r/>
+            <w:r>
+              <w:rPr>
+                <w:rFonts w:ascii="Times New Roman" w:hAnsi="Times New Roman" w:cs="Times New Roman"/>
+                <w:b/>
+                <w:sz w:val="16"/>
+              </w:rPr>
+              <w:t>СВЕДЕНИЯ О РАБОТОДАТЕЛЕ ИЛИ ИНОЙ ДЕЯТЕЛЬНОСТИ В ГОСУДАРСТВЕ, ПРИМЕНЯЕМОГО ЗАКОНОДАТЕЛЬСТВА</w:t>
+            </w:r>
+          </w:p>
+        </w:tc>
+      </w:tr>
+    </w:tbl>
     <w:tbl>
       <w:tblPr>
         <w:tblStyle w:val="TableGrid"/>
@@ -463,12 +725,17 @@
         <w:tc>
           <w:tcPr>
             <w:tcW w:type="dxa" w:w="567"/>
-            <w:tcW w:w="567" w:type="dxa"/>
+            <w:tcMar>
+              <w:top w:w="40" w:type="dxa"/>
+              <w:bottom w:w="40" w:type="dxa"/>
+              <w:left w:w="60" w:type="dxa"/>
+              <w:right w:w="60" w:type="dxa"/>
+            </w:tcMar>
             <w:vAlign w:val="top"/>
           </w:tcPr>
           <w:p>
             <w:pPr>
-              <w:spacing w:before="0" w:after="0"/>
+              <w:spacing w:before="0" w:after="0" w:line="240" w:lineRule="auto"/>
               <w:jc w:val="left"/>
             </w:pPr>
             <w:r/>
@@ -485,12 +752,17 @@
         <w:tc>
           <w:tcPr>
             <w:tcW w:type="dxa" w:w="9899"/>
-            <w:tcW w:w="9899" w:type="dxa"/>
+            <w:tcMar>
+              <w:top w:w="40" w:type="dxa"/>
+              <w:bottom w:w="40" w:type="dxa"/>
+              <w:left w:w="60" w:type="dxa"/>
+              <w:right w:w="60" w:type="dxa"/>
+            </w:tcMar>
             <w:vAlign w:val="top"/>
           </w:tcPr>
           <w:p>
             <w:pPr>
-              <w:spacing w:before="0" w:after="0"/>
+              <w:spacing w:before="0" w:after="0" w:line="240" w:lineRule="auto"/>
               <w:jc w:val="left"/>
             </w:pPr>
             <w:r/>
@@ -509,12 +781,17 @@
         <w:tc>
           <w:tcPr>
             <w:tcW w:type="dxa" w:w="567"/>
-            <w:tcW w:w="567" w:type="dxa"/>
+            <w:tcMar>
+              <w:top w:w="40" w:type="dxa"/>
+              <w:bottom w:w="40" w:type="dxa"/>
+              <w:left w:w="60" w:type="dxa"/>
+              <w:right w:w="60" w:type="dxa"/>
+            </w:tcMar>
             <w:vAlign w:val="top"/>
           </w:tcPr>
           <w:p>
             <w:pPr>
-              <w:spacing w:before="0" w:after="0"/>
+              <w:spacing w:before="0" w:after="0" w:line="240" w:lineRule="auto"/>
               <w:jc w:val="left"/>
             </w:pPr>
             <w:r/>
@@ -530,12 +807,17 @@
         <w:tc>
           <w:tcPr>
             <w:tcW w:type="dxa" w:w="9899"/>
-            <w:tcW w:w="9899" w:type="dxa"/>
+            <w:tcMar>
+              <w:top w:w="40" w:type="dxa"/>
+              <w:bottom w:w="40" w:type="dxa"/>
+              <w:left w:w="60" w:type="dxa"/>
+              <w:right w:w="60" w:type="dxa"/>
+            </w:tcMar>
             <w:vAlign w:val="top"/>
           </w:tcPr>
           <w:p>
             <w:pPr>
-              <w:spacing w:before="0" w:after="0"/>
+              <w:spacing w:before="0" w:after="0" w:line="240" w:lineRule="auto"/>
               <w:jc w:val="left"/>
             </w:pPr>
             <w:r/>
@@ -554,12 +836,17 @@
         <w:tc>
           <w:tcPr>
             <w:tcW w:type="dxa" w:w="567"/>
-            <w:tcW w:w="567" w:type="dxa"/>
+            <w:tcMar>
+              <w:top w:w="40" w:type="dxa"/>
+              <w:bottom w:w="40" w:type="dxa"/>
+              <w:left w:w="60" w:type="dxa"/>
+              <w:right w:w="60" w:type="dxa"/>
+            </w:tcMar>
             <w:vAlign w:val="top"/>
           </w:tcPr>
           <w:p>
             <w:pPr>
-              <w:spacing w:before="0" w:after="0"/>
+              <w:spacing w:before="0" w:after="0" w:line="240" w:lineRule="auto"/>
               <w:jc w:val="left"/>
             </w:pPr>
             <w:r/>
@@ -576,12 +863,17 @@
         <w:tc>
           <w:tcPr>
             <w:tcW w:type="dxa" w:w="9899"/>
-            <w:tcW w:w="9899" w:type="dxa"/>
+            <w:tcMar>
+              <w:top w:w="40" w:type="dxa"/>
+              <w:bottom w:w="40" w:type="dxa"/>
+              <w:left w:w="60" w:type="dxa"/>
+              <w:right w:w="60" w:type="dxa"/>
+            </w:tcMar>
             <w:vAlign w:val="top"/>
           </w:tcPr>
           <w:p>
             <w:pPr>
-              <w:spacing w:before="0" w:after="0"/>
+              <w:spacing w:before="0" w:after="0" w:line="240" w:lineRule="auto"/>
               <w:jc w:val="left"/>
             </w:pPr>
             <w:r/>
@@ -634,12 +926,17 @@
         <w:tc>
           <w:tcPr>
             <w:tcW w:type="dxa" w:w="567"/>
-            <w:tcW w:w="567" w:type="dxa"/>
+            <w:tcMar>
+              <w:top w:w="40" w:type="dxa"/>
+              <w:bottom w:w="40" w:type="dxa"/>
+              <w:left w:w="60" w:type="dxa"/>
+              <w:right w:w="60" w:type="dxa"/>
+            </w:tcMar>
             <w:vAlign w:val="top"/>
           </w:tcPr>
           <w:p>
             <w:pPr>
-              <w:spacing w:before="0" w:after="0"/>
+              <w:spacing w:before="0" w:after="0" w:line="240" w:lineRule="auto"/>
               <w:jc w:val="left"/>
             </w:pPr>
             <w:r/>
@@ -655,12 +952,17 @@
         <w:tc>
           <w:tcPr>
             <w:tcW w:type="dxa" w:w="9899"/>
-            <w:tcW w:w="9899" w:type="dxa"/>
+            <w:tcMar>
+              <w:top w:w="40" w:type="dxa"/>
+              <w:bottom w:w="40" w:type="dxa"/>
+              <w:left w:w="60" w:type="dxa"/>
+              <w:right w:w="60" w:type="dxa"/>
+            </w:tcMar>
             <w:vAlign w:val="top"/>
           </w:tcPr>
           <w:p>
             <w:pPr>
-              <w:spacing w:before="0" w:after="0"/>
+              <w:spacing w:before="0" w:after="0" w:line="240" w:lineRule="auto"/>
               <w:jc w:val="left"/>
             </w:pPr>
             <w:r/>
@@ -702,7 +1004,7 @@
     </w:tbl>
     <w:p>
       <w:pPr>
-        <w:spacing w:before="40" w:after="0" w:line="276" w:lineRule="auto"/>
+        <w:spacing w:before="0" w:after="40" w:line="240" w:lineRule="auto"/>
         <w:jc w:val="left"/>
       </w:pPr>
       <w:r>
@@ -713,176 +1015,78 @@
         </w:rPr>
       </w:r>
     </w:p>
-    <w:p>
-      <w:pPr>
-        <w:spacing w:before="80" w:after="40"/>
-        <w:ind w:left="283"/>
-        <w:jc w:val="left"/>
-      </w:pPr>
-      <w:r>
-        <w:rPr>
-          <w:rFonts w:ascii="Times New Roman" w:hAnsi="Times New Roman" w:cs="Times New Roman"/>
-          <w:b/>
-          <w:sz w:val="16"/>
-        </w:rPr>
-        <w:t>3.  ПРИМЕНИМОЕ ЗАКОНОДАТЕЛЬСТВО</w:t>
-      </w:r>
-    </w:p>
-    <w:p>
-      <w:pPr>
-        <w:spacing w:before="40" w:after="40" w:line="276" w:lineRule="auto"/>
-        <w:jc w:val="both"/>
-      </w:pPr>
-      <w:r>
-        <w:rPr>
-          <w:rFonts w:ascii="Times New Roman" w:hAnsi="Times New Roman" w:cs="Times New Roman"/>
-          <w:b w:val="0"/>
-          <w:sz w:val="16"/>
-        </w:rPr>
-        <w:t xml:space="preserve">3.1. В отношении застрахованного лица продолжает применяться законодательство Российской Федерации: с </w:t>
-      </w:r>
-      <w:r>
-        <w:rPr>
-          <w:rFonts w:ascii="Times New Roman" w:hAnsi="Times New Roman" w:cs="Times New Roman"/>
-          <w:b/>
-          <w:sz w:val="16"/>
-        </w:rPr>
-        <w:t>{{ soo.period_start }}</w:t>
-      </w:r>
-      <w:r>
-        <w:rPr>
-          <w:rFonts w:ascii="Times New Roman" w:hAnsi="Times New Roman" w:cs="Times New Roman"/>
-          <w:b w:val="0"/>
-          <w:sz w:val="16"/>
-        </w:rPr>
-        <w:t xml:space="preserve"> по </w:t>
-      </w:r>
-      <w:r>
-        <w:rPr>
-          <w:rFonts w:ascii="Times New Roman" w:hAnsi="Times New Roman" w:cs="Times New Roman"/>
-          <w:b/>
-          <w:sz w:val="16"/>
-        </w:rPr>
-        <w:t>{{ soo.period_end }}</w:t>
-      </w:r>
-      <w:r>
-        <w:rPr>
-          <w:rFonts w:ascii="Times New Roman" w:hAnsi="Times New Roman" w:cs="Times New Roman"/>
-          <w:b w:val="0"/>
-          <w:sz w:val="16"/>
-        </w:rPr>
-        <w:t xml:space="preserve">. Согласно ст. 7 Договора между Российской Федерацией и Королевством Испании о социальном обеспечении от 11.04.1994 г. и ст. 3 Административного соглашения о применении Договора между РФ и Королевством Испания о социальном обеспечении от 12.05.1995 подтверждаем, что с применимым международным стандартом координации социального обеспечения, подписанным Королевством Испании, </w:t>
-      </w:r>
-      <w:r>
-        <w:rPr>
-          <w:rFonts w:ascii="Times New Roman" w:hAnsi="Times New Roman" w:cs="Times New Roman"/>
-          <w:b w:val="0"/>
-          <w:sz w:val="16"/>
-        </w:rPr>
-        <w:t>{{ soo.full_name }}</w:t>
-      </w:r>
-      <w:r>
-        <w:rPr>
-          <w:rFonts w:ascii="Times New Roman" w:hAnsi="Times New Roman" w:cs="Times New Roman"/>
-          <w:b w:val="0"/>
-          <w:sz w:val="16"/>
-        </w:rPr>
-        <w:t xml:space="preserve"> будет являться застрахованным лицом в системе обязательного социального страхования Российской Федерации.</w:t>
-      </w:r>
-    </w:p>
-    <w:p>
-      <w:pPr>
-        <w:spacing w:before="0" w:after="80" w:line="276" w:lineRule="auto"/>
-        <w:jc w:val="both"/>
-      </w:pPr>
-      <w:r>
-        <w:rPr>
-          <w:rFonts w:ascii="Times New Roman" w:hAnsi="Times New Roman" w:cs="Times New Roman"/>
-          <w:b w:val="0"/>
-          <w:sz w:val="16"/>
-        </w:rPr>
-        <w:t xml:space="preserve">Основание: ПРИКАЗ № </w:t>
-      </w:r>
-      <w:r>
-        <w:rPr>
-          <w:rFonts w:ascii="Times New Roman" w:hAnsi="Times New Roman" w:cs="Times New Roman"/>
-          <w:b w:val="0"/>
-          <w:sz w:val="16"/>
-        </w:rPr>
-        <w:t>{{ soo.order_number }}</w:t>
-      </w:r>
-      <w:r>
-        <w:rPr>
-          <w:rFonts w:ascii="Times New Roman" w:hAnsi="Times New Roman" w:cs="Times New Roman"/>
-          <w:b w:val="0"/>
-          <w:sz w:val="16"/>
-        </w:rPr>
-        <w:t xml:space="preserve"> от </w:t>
-      </w:r>
-      <w:r>
-        <w:rPr>
-          <w:rFonts w:ascii="Times New Roman" w:hAnsi="Times New Roman" w:cs="Times New Roman"/>
-          <w:b w:val="0"/>
-          <w:sz w:val="16"/>
-        </w:rPr>
-        <w:t>{{ soo.order_date }}</w:t>
-      </w:r>
-      <w:r>
-        <w:rPr>
-          <w:rFonts w:ascii="Times New Roman" w:hAnsi="Times New Roman" w:cs="Times New Roman"/>
-          <w:b w:val="0"/>
-          <w:sz w:val="16"/>
-        </w:rPr>
-        <w:t xml:space="preserve">г. о направлении работника в командировку. Трудовой договор № </w:t>
-      </w:r>
-      <w:r>
-        <w:rPr>
-          <w:rFonts w:ascii="Times New Roman" w:hAnsi="Times New Roman" w:cs="Times New Roman"/>
-          <w:b w:val="0"/>
-          <w:sz w:val="16"/>
-        </w:rPr>
-        <w:t>{{ soo.contract_number }}</w:t>
-      </w:r>
-      <w:r>
-        <w:rPr>
-          <w:rFonts w:ascii="Times New Roman" w:hAnsi="Times New Roman" w:cs="Times New Roman"/>
-          <w:b w:val="0"/>
-          <w:sz w:val="16"/>
-        </w:rPr>
-        <w:t xml:space="preserve"> от </w:t>
-      </w:r>
-      <w:r>
-        <w:rPr>
-          <w:rFonts w:ascii="Times New Roman" w:hAnsi="Times New Roman" w:cs="Times New Roman"/>
-          <w:b w:val="0"/>
-          <w:sz w:val="16"/>
-        </w:rPr>
-        <w:t>{{ soo.contract_date }}</w:t>
-      </w:r>
-      <w:r>
-        <w:rPr>
-          <w:rFonts w:ascii="Times New Roman" w:hAnsi="Times New Roman" w:cs="Times New Roman"/>
-          <w:b w:val="0"/>
-          <w:sz w:val="16"/>
-        </w:rPr>
-        <w:t>г. с возможностью дистанционной работы.</w:t>
-      </w:r>
-    </w:p>
-    <w:p>
-      <w:pPr>
-        <w:spacing w:before="80" w:after="40"/>
-        <w:ind w:left="283"/>
-        <w:jc w:val="left"/>
-      </w:pPr>
-      <w:r>
-        <w:rPr>
-          <w:rFonts w:ascii="Times New Roman" w:hAnsi="Times New Roman" w:cs="Times New Roman"/>
-          <w:b/>
-          <w:sz w:val="16"/>
-        </w:rPr>
-        <w:t>4.  ДАННЫЕ КОМПЕТЕНТНОГО УЧРЕЖДЕНИЯ, ЗАПОЛНИВШЕГО СВИДЕТЕЛЬСТВО ОБ ОТЪЕЗДЕ</w:t>
-      </w:r>
-    </w:p>
+    <w:tbl>
+      <w:tblPr>
+        <w:tblW w:type="auto" w:w="0"/>
+        <w:tblLayout w:type="fixed"/>
+        <w:tblLook w:firstColumn="1" w:firstRow="1" w:lastColumn="0" w:lastRow="0" w:noHBand="0" w:noVBand="1" w:val="04A0"/>
+        <w:tblBorders>
+          <w:top w:val="none"/>
+          <w:left w:val="none"/>
+          <w:bottom w:val="none"/>
+          <w:right w:val="none"/>
+          <w:insideH w:val="none"/>
+          <w:insideV w:val="none"/>
+        </w:tblBorders>
+      </w:tblPr>
+      <w:tblGrid>
+        <w:gridCol w:w="5233"/>
+        <w:gridCol w:w="5233"/>
+      </w:tblGrid>
+      <w:tr>
+        <w:trPr>
+          <w:trHeight w:val="312"/>
+        </w:trPr>
+        <w:tc>
+          <w:tcPr>
+            <w:tcW w:type="dxa" w:w="396"/>
+            <w:vAlign w:val="center"/>
+            <w:tcBorders>
+              <w:top w:val="single" w:sz="4" w:space="0" w:color="000000"/>
+              <w:left w:val="single" w:sz="4" w:space="0" w:color="000000"/>
+              <w:bottom w:val="single" w:sz="4" w:space="0" w:color="000000"/>
+              <w:right w:val="single" w:sz="4" w:space="0" w:color="000000"/>
+            </w:tcBorders>
+          </w:tcPr>
+          <w:p>
+            <w:pPr>
+              <w:spacing w:before="0" w:after="0" w:line="240" w:lineRule="auto"/>
+              <w:jc w:val="center"/>
+            </w:pPr>
+            <w:r/>
+            <w:r>
+              <w:rPr>
+                <w:rFonts w:ascii="Times New Roman" w:hAnsi="Times New Roman" w:cs="Times New Roman"/>
+                <w:b w:val="0"/>
+                <w:sz w:val="16"/>
+              </w:rPr>
+              <w:t>3.</w:t>
+            </w:r>
+          </w:p>
+        </w:tc>
+        <w:tc>
+          <w:tcPr>
+            <w:tcW w:type="dxa" w:w="10069"/>
+            <w:vAlign w:val="center"/>
+          </w:tcPr>
+          <w:p>
+            <w:pPr>
+              <w:spacing w:before="0" w:after="0" w:line="240" w:lineRule="auto"/>
+              <w:jc w:val="left"/>
+            </w:pPr>
+            <w:r/>
+            <w:r>
+              <w:rPr>
+                <w:rFonts w:ascii="Times New Roman" w:hAnsi="Times New Roman" w:cs="Times New Roman"/>
+                <w:b/>
+                <w:sz w:val="16"/>
+              </w:rPr>
+              <w:t>ПРИМЕНИМОЕ ЗАКОНОДАТЕЛЬСТВО</w:t>
+            </w:r>
+          </w:p>
+        </w:tc>
+      </w:tr>
+    </w:tbl>
     <w:tbl>
       <w:tblPr>
         <w:tblStyle w:val="TableGrid"/>
@@ -897,12 +1101,285 @@
         <w:tc>
           <w:tcPr>
             <w:tcW w:type="dxa" w:w="10466"/>
-            <w:tcW w:w="10466" w:type="dxa"/>
+            <w:tcMar>
+              <w:top w:w="40" w:type="dxa"/>
+              <w:bottom w:w="40" w:type="dxa"/>
+              <w:left w:w="80" w:type="dxa"/>
+              <w:right w:w="80" w:type="dxa"/>
+            </w:tcMar>
+          </w:tcPr>
+          <w:p>
+            <w:pPr>
+              <w:spacing w:before="0" w:after="60" w:line="240" w:lineRule="auto"/>
+              <w:jc w:val="both"/>
+            </w:pPr>
+            <w:r/>
+            <w:r>
+              <w:rPr>
+                <w:rFonts w:ascii="Times New Roman" w:hAnsi="Times New Roman" w:cs="Times New Roman"/>
+                <w:b w:val="0"/>
+                <w:sz w:val="16"/>
+              </w:rPr>
+              <w:t xml:space="preserve">3.1. В отношении застрахованного лица продолжает применяться законодательство Российской Федерации: с </w:t>
+            </w:r>
+            <w:r>
+              <w:rPr>
+                <w:rFonts w:ascii="Times New Roman" w:hAnsi="Times New Roman" w:cs="Times New Roman"/>
+                <w:b/>
+                <w:sz w:val="16"/>
+              </w:rPr>
+              <w:t>{{ soo.period_start }}</w:t>
+            </w:r>
+            <w:r>
+              <w:rPr>
+                <w:rFonts w:ascii="Times New Roman" w:hAnsi="Times New Roman" w:cs="Times New Roman"/>
+                <w:b w:val="0"/>
+                <w:sz w:val="16"/>
+              </w:rPr>
+              <w:t xml:space="preserve"> по </w:t>
+            </w:r>
+            <w:r>
+              <w:rPr>
+                <w:rFonts w:ascii="Times New Roman" w:hAnsi="Times New Roman" w:cs="Times New Roman"/>
+                <w:b/>
+                <w:sz w:val="16"/>
+              </w:rPr>
+              <w:t>{{ soo.period_end }}</w:t>
+            </w:r>
+            <w:r>
+              <w:rPr>
+                <w:rFonts w:ascii="Times New Roman" w:hAnsi="Times New Roman" w:cs="Times New Roman"/>
+                <w:b w:val="0"/>
+                <w:sz w:val="16"/>
+              </w:rPr>
+              <w:t xml:space="preserve">. Согласно ст. 7 Договора между Российской Федерацией и Королевством Испании о социальном обеспечении от 11.04.1994 г. и ст. 3 Административного соглашения о применении Договора между РФ и Королевством Испания о социальном обеспечении от 12.05.1995 подтверждаем, что с применимым международным стандартом координации социального обеспечения, подписанным Королевством Испании, </w:t>
+            </w:r>
+            <w:r>
+              <w:rPr>
+                <w:rFonts w:ascii="Times New Roman" w:hAnsi="Times New Roman" w:cs="Times New Roman"/>
+                <w:b w:val="0"/>
+                <w:sz w:val="16"/>
+              </w:rPr>
+              <w:t>{{ soo.full_name }}</w:t>
+            </w:r>
+            <w:r>
+              <w:rPr>
+                <w:rFonts w:ascii="Times New Roman" w:hAnsi="Times New Roman" w:cs="Times New Roman"/>
+                <w:b w:val="0"/>
+                <w:sz w:val="16"/>
+              </w:rPr>
+              <w:t xml:space="preserve"> будет являться застрахованным лицом в системе обязательного социального страхования Российской Федерации.</w:t>
+            </w:r>
+          </w:p>
+          <w:p>
+            <w:pPr>
+              <w:spacing w:before="0" w:after="0" w:line="240" w:lineRule="auto"/>
+              <w:jc w:val="left"/>
+            </w:pPr>
+            <w:r>
+              <w:rPr>
+                <w:rFonts w:ascii="Times New Roman" w:hAnsi="Times New Roman" w:cs="Times New Roman"/>
+                <w:b/>
+                <w:sz w:val="16"/>
+              </w:rPr>
+              <w:t xml:space="preserve">Основание: ПРИКАЗ № </w:t>
+            </w:r>
+            <w:r>
+              <w:rPr>
+                <w:rFonts w:ascii="Times New Roman" w:hAnsi="Times New Roman" w:cs="Times New Roman"/>
+                <w:b w:val="0"/>
+                <w:sz w:val="16"/>
+              </w:rPr>
+              <w:t>{{ soo.order_number }}</w:t>
+            </w:r>
+            <w:r>
+              <w:rPr>
+                <w:rFonts w:ascii="Times New Roman" w:hAnsi="Times New Roman" w:cs="Times New Roman"/>
+                <w:b/>
+                <w:sz w:val="16"/>
+              </w:rPr>
+              <w:t xml:space="preserve"> от </w:t>
+            </w:r>
+            <w:r>
+              <w:rPr>
+                <w:rFonts w:ascii="Times New Roman" w:hAnsi="Times New Roman" w:cs="Times New Roman"/>
+                <w:b w:val="0"/>
+                <w:sz w:val="16"/>
+              </w:rPr>
+              <w:t>{{ soo.order_date }}</w:t>
+            </w:r>
+            <w:r>
+              <w:rPr>
+                <w:rFonts w:ascii="Times New Roman" w:hAnsi="Times New Roman" w:cs="Times New Roman"/>
+                <w:b/>
+                <w:sz w:val="16"/>
+              </w:rPr>
+              <w:t>г. о направлении работника в командировку.</w:t>
+            </w:r>
+            <w:r>
+              <w:rPr>
+                <w:rFonts w:ascii="Times New Roman" w:hAnsi="Times New Roman" w:cs="Times New Roman"/>
+                <w:b w:val="0"/>
+                <w:sz w:val="16"/>
+              </w:rPr>
+            </w:r>
+            <w:r>
+              <w:br/>
+            </w:r>
+            <w:r>
+              <w:rPr>
+                <w:rFonts w:ascii="Times New Roman" w:hAnsi="Times New Roman" w:cs="Times New Roman"/>
+                <w:b w:val="0"/>
+                <w:sz w:val="16"/>
+              </w:rPr>
+              <w:t xml:space="preserve">Трудовой договор № </w:t>
+            </w:r>
+            <w:r>
+              <w:rPr>
+                <w:rFonts w:ascii="Times New Roman" w:hAnsi="Times New Roman" w:cs="Times New Roman"/>
+                <w:b w:val="0"/>
+                <w:sz w:val="16"/>
+              </w:rPr>
+              <w:t>{{ soo.contract_number }}</w:t>
+            </w:r>
+            <w:r>
+              <w:rPr>
+                <w:rFonts w:ascii="Times New Roman" w:hAnsi="Times New Roman" w:cs="Times New Roman"/>
+                <w:b w:val="0"/>
+                <w:sz w:val="16"/>
+              </w:rPr>
+              <w:t xml:space="preserve"> от </w:t>
+            </w:r>
+            <w:r>
+              <w:rPr>
+                <w:rFonts w:ascii="Times New Roman" w:hAnsi="Times New Roman" w:cs="Times New Roman"/>
+                <w:b w:val="0"/>
+                <w:sz w:val="16"/>
+              </w:rPr>
+              <w:t>{{ soo.contract_date }}</w:t>
+            </w:r>
+            <w:r>
+              <w:rPr>
+                <w:rFonts w:ascii="Times New Roman" w:hAnsi="Times New Roman" w:cs="Times New Roman"/>
+                <w:b w:val="0"/>
+                <w:sz w:val="16"/>
+              </w:rPr>
+              <w:t>г. с возможностью дистанционной работы.</w:t>
+            </w:r>
+          </w:p>
+        </w:tc>
+      </w:tr>
+    </w:tbl>
+    <w:p>
+      <w:pPr>
+        <w:spacing w:before="0" w:after="40" w:line="240" w:lineRule="auto"/>
+        <w:jc w:val="left"/>
+      </w:pPr>
+      <w:r>
+        <w:rPr>
+          <w:rFonts w:ascii="Times New Roman" w:hAnsi="Times New Roman" w:cs="Times New Roman"/>
+          <w:b w:val="0"/>
+          <w:sz w:val="16"/>
+        </w:rPr>
+      </w:r>
+    </w:p>
+    <w:tbl>
+      <w:tblPr>
+        <w:tblW w:type="auto" w:w="0"/>
+        <w:tblLayout w:type="fixed"/>
+        <w:tblLook w:firstColumn="1" w:firstRow="1" w:lastColumn="0" w:lastRow="0" w:noHBand="0" w:noVBand="1" w:val="04A0"/>
+        <w:tblBorders>
+          <w:top w:val="none"/>
+          <w:left w:val="none"/>
+          <w:bottom w:val="none"/>
+          <w:right w:val="none"/>
+          <w:insideH w:val="none"/>
+          <w:insideV w:val="none"/>
+        </w:tblBorders>
+      </w:tblPr>
+      <w:tblGrid>
+        <w:gridCol w:w="5233"/>
+        <w:gridCol w:w="5233"/>
+      </w:tblGrid>
+      <w:tr>
+        <w:trPr>
+          <w:trHeight w:val="312"/>
+        </w:trPr>
+        <w:tc>
+          <w:tcPr>
+            <w:tcW w:type="dxa" w:w="396"/>
+            <w:vAlign w:val="center"/>
+            <w:tcBorders>
+              <w:top w:val="single" w:sz="4" w:space="0" w:color="000000"/>
+              <w:left w:val="single" w:sz="4" w:space="0" w:color="000000"/>
+              <w:bottom w:val="single" w:sz="4" w:space="0" w:color="000000"/>
+              <w:right w:val="single" w:sz="4" w:space="0" w:color="000000"/>
+            </w:tcBorders>
+          </w:tcPr>
+          <w:p>
+            <w:pPr>
+              <w:spacing w:before="0" w:after="0" w:line="240" w:lineRule="auto"/>
+              <w:jc w:val="center"/>
+            </w:pPr>
+            <w:r/>
+            <w:r>
+              <w:rPr>
+                <w:rFonts w:ascii="Times New Roman" w:hAnsi="Times New Roman" w:cs="Times New Roman"/>
+                <w:b w:val="0"/>
+                <w:sz w:val="16"/>
+              </w:rPr>
+              <w:t>4.</w:t>
+            </w:r>
+          </w:p>
+        </w:tc>
+        <w:tc>
+          <w:tcPr>
+            <w:tcW w:type="dxa" w:w="10069"/>
+            <w:vAlign w:val="center"/>
+          </w:tcPr>
+          <w:p>
+            <w:pPr>
+              <w:spacing w:before="0" w:after="0" w:line="240" w:lineRule="auto"/>
+              <w:jc w:val="left"/>
+            </w:pPr>
+            <w:r/>
+            <w:r>
+              <w:rPr>
+                <w:rFonts w:ascii="Times New Roman" w:hAnsi="Times New Roman" w:cs="Times New Roman"/>
+                <w:b/>
+                <w:sz w:val="16"/>
+              </w:rPr>
+              <w:t>ДАННЫЕ КОМПЕТЕНТНОГО УЧРЕЖДЕНИЯ, ЗАПОЛНИВШЕГО СВИДЕТЕЛЬСТВО ОБ ОТЪЕЗДЕ</w:t>
+            </w:r>
+          </w:p>
+        </w:tc>
+      </w:tr>
+    </w:tbl>
+    <w:tbl>
+      <w:tblPr>
+        <w:tblStyle w:val="TableGrid"/>
+        <w:tblW w:type="auto" w:w="0"/>
+        <w:tblLayout w:type="fixed"/>
+        <w:tblLook w:firstColumn="1" w:firstRow="1" w:lastColumn="0" w:lastRow="0" w:noHBand="0" w:noVBand="1" w:val="04A0"/>
+      </w:tblPr>
+      <w:tblGrid>
+        <w:gridCol w:w="10466"/>
+      </w:tblGrid>
+      <w:tr>
+        <w:tc>
+          <w:tcPr>
+            <w:tcW w:type="dxa" w:w="10466"/>
+            <w:tcMar>
+              <w:top w:w="30" w:type="dxa"/>
+              <w:bottom w:w="30" w:type="dxa"/>
+              <w:left w:w="80" w:type="dxa"/>
+              <w:right w:w="80" w:type="dxa"/>
+            </w:tcMar>
             <w:vAlign w:val="top"/>
           </w:tcPr>
           <w:p>
             <w:pPr>
-              <w:spacing w:before="0" w:after="0"/>
+              <w:spacing w:before="0" w:after="0" w:line="240" w:lineRule="auto"/>
               <w:jc w:val="left"/>
             </w:pPr>
             <w:r/>
@@ -921,12 +1398,17 @@
         <w:tc>
           <w:tcPr>
             <w:tcW w:type="dxa" w:w="10466"/>
-            <w:tcW w:w="10466" w:type="dxa"/>
+            <w:tcMar>
+              <w:top w:w="30" w:type="dxa"/>
+              <w:bottom w:w="30" w:type="dxa"/>
+              <w:left w:w="80" w:type="dxa"/>
+              <w:right w:w="80" w:type="dxa"/>
+            </w:tcMar>
             <w:vAlign w:val="top"/>
           </w:tcPr>
           <w:p>
             <w:pPr>
-              <w:spacing w:before="0" w:after="0"/>
+              <w:spacing w:before="0" w:after="0" w:line="240" w:lineRule="auto"/>
               <w:jc w:val="left"/>
             </w:pPr>
             <w:r/>
@@ -945,12 +1427,17 @@
         <w:tc>
           <w:tcPr>
             <w:tcW w:type="dxa" w:w="10466"/>
-            <w:tcW w:w="10466" w:type="dxa"/>
+            <w:tcMar>
+              <w:top w:w="30" w:type="dxa"/>
+              <w:bottom w:w="30" w:type="dxa"/>
+              <w:left w:w="80" w:type="dxa"/>
+              <w:right w:w="80" w:type="dxa"/>
+            </w:tcMar>
             <w:vAlign w:val="top"/>
           </w:tcPr>
           <w:p>
             <w:pPr>
-              <w:spacing w:before="0" w:after="0"/>
+              <w:spacing w:before="0" w:after="0" w:line="240" w:lineRule="auto"/>
               <w:jc w:val="left"/>
             </w:pPr>
             <w:r/>

--- a/templates/docx/soo_template.docx
+++ b/templates/docx/soo_template.docx
@@ -116,11 +116,17 @@
       </w:tblGrid>
       <w:tr>
         <w:trPr>
-          <w:trHeight w:val="312"/>
+          <w:trHeight w:val="255" w:hRule="atLeast"/>
         </w:trPr>
         <w:tc>
           <w:tcPr>
-            <w:tcW w:type="dxa" w:w="396"/>
+            <w:tcW w:type="dxa" w:w="283"/>
+            <w:tcMar>
+              <w:top w:w="10" w:type="dxa"/>
+              <w:bottom w:w="10" w:type="dxa"/>
+              <w:left w:w="20" w:type="dxa"/>
+              <w:right w:w="20" w:type="dxa"/>
+            </w:tcMar>
             <w:vAlign w:val="center"/>
             <w:tcBorders>
               <w:top w:val="single" w:sz="4" w:space="0" w:color="000000"/>
@@ -147,7 +153,7 @@
         </w:tc>
         <w:tc>
           <w:tcPr>
-            <w:tcW w:type="dxa" w:w="10069"/>
+            <w:tcW w:type="dxa" w:w="10183"/>
             <w:vAlign w:val="center"/>
           </w:tcPr>
           <w:p>
@@ -185,8 +191,8 @@
           <w:tcPr>
             <w:tcW w:type="dxa" w:w="3488"/>
             <w:tcMar>
-              <w:top w:w="15" w:type="dxa"/>
-              <w:bottom w:w="15" w:type="dxa"/>
+              <w:top w:w="0" w:type="dxa"/>
+              <w:bottom w:w="0" w:type="dxa"/>
               <w:left w:w="60" w:type="dxa"/>
               <w:right w:w="60" w:type="dxa"/>
             </w:tcMar>
@@ -212,8 +218,8 @@
           <w:tcPr>
             <w:tcW w:type="dxa" w:w="3488"/>
             <w:tcMar>
-              <w:top w:w="15" w:type="dxa"/>
-              <w:bottom w:w="15" w:type="dxa"/>
+              <w:top w:w="0" w:type="dxa"/>
+              <w:bottom w:w="0" w:type="dxa"/>
               <w:left w:w="60" w:type="dxa"/>
               <w:right w:w="60" w:type="dxa"/>
             </w:tcMar>
@@ -239,8 +245,8 @@
           <w:tcPr>
             <w:tcW w:type="dxa" w:w="3488"/>
             <w:tcMar>
-              <w:top w:w="15" w:type="dxa"/>
-              <w:bottom w:w="15" w:type="dxa"/>
+              <w:top w:w="0" w:type="dxa"/>
+              <w:bottom w:w="0" w:type="dxa"/>
               <w:left w:w="60" w:type="dxa"/>
               <w:right w:w="60" w:type="dxa"/>
             </w:tcMar>
@@ -268,8 +274,8 @@
           <w:tcPr>
             <w:tcW w:type="dxa" w:w="3488"/>
             <w:tcMar>
-              <w:top w:w="15" w:type="dxa"/>
-              <w:bottom w:w="15" w:type="dxa"/>
+              <w:top w:w="0" w:type="dxa"/>
+              <w:bottom w:w="0" w:type="dxa"/>
               <w:left w:w="60" w:type="dxa"/>
               <w:right w:w="60" w:type="dxa"/>
             </w:tcMar>
@@ -295,8 +301,8 @@
           <w:tcPr>
             <w:tcW w:type="dxa" w:w="3488"/>
             <w:tcMar>
-              <w:top w:w="15" w:type="dxa"/>
-              <w:bottom w:w="15" w:type="dxa"/>
+              <w:top w:w="0" w:type="dxa"/>
+              <w:bottom w:w="0" w:type="dxa"/>
               <w:left w:w="60" w:type="dxa"/>
               <w:right w:w="60" w:type="dxa"/>
             </w:tcMar>
@@ -322,8 +328,8 @@
           <w:tcPr>
             <w:tcW w:type="dxa" w:w="3488"/>
             <w:tcMar>
-              <w:top w:w="15" w:type="dxa"/>
-              <w:bottom w:w="15" w:type="dxa"/>
+              <w:top w:w="0" w:type="dxa"/>
+              <w:bottom w:w="0" w:type="dxa"/>
               <w:left w:w="60" w:type="dxa"/>
               <w:right w:w="60" w:type="dxa"/>
             </w:tcMar>
@@ -352,8 +358,8 @@
             <w:tcW w:type="dxa" w:w="10464"/>
             <w:gridSpan w:val="3"/>
             <w:tcMar>
-              <w:top w:w="15" w:type="dxa"/>
-              <w:bottom w:w="15" w:type="dxa"/>
+              <w:top w:w="0" w:type="dxa"/>
+              <w:bottom w:w="0" w:type="dxa"/>
               <w:left w:w="60" w:type="dxa"/>
               <w:right w:w="60" w:type="dxa"/>
             </w:tcMar>
@@ -390,8 +396,8 @@
             <w:tcW w:type="dxa" w:w="10464"/>
             <w:gridSpan w:val="3"/>
             <w:tcMar>
-              <w:top w:w="15" w:type="dxa"/>
-              <w:bottom w:w="15" w:type="dxa"/>
+              <w:top w:w="0" w:type="dxa"/>
+              <w:bottom w:w="0" w:type="dxa"/>
               <w:left w:w="60" w:type="dxa"/>
               <w:right w:w="60" w:type="dxa"/>
             </w:tcMar>
@@ -428,8 +434,8 @@
             <w:tcW w:type="dxa" w:w="10464"/>
             <w:gridSpan w:val="3"/>
             <w:tcMar>
-              <w:top w:w="15" w:type="dxa"/>
-              <w:bottom w:w="15" w:type="dxa"/>
+              <w:top w:w="0" w:type="dxa"/>
+              <w:bottom w:w="0" w:type="dxa"/>
               <w:left w:w="60" w:type="dxa"/>
               <w:right w:w="60" w:type="dxa"/>
             </w:tcMar>
@@ -466,8 +472,8 @@
             <w:tcW w:type="dxa" w:w="10464"/>
             <w:gridSpan w:val="3"/>
             <w:tcMar>
-              <w:top w:w="15" w:type="dxa"/>
-              <w:bottom w:w="15" w:type="dxa"/>
+              <w:top w:w="0" w:type="dxa"/>
+              <w:bottom w:w="0" w:type="dxa"/>
               <w:left w:w="60" w:type="dxa"/>
               <w:right w:w="60" w:type="dxa"/>
             </w:tcMar>
@@ -530,8 +536,8 @@
             <w:tcW w:type="dxa" w:w="10464"/>
             <w:gridSpan w:val="3"/>
             <w:tcMar>
-              <w:top w:w="15" w:type="dxa"/>
-              <w:bottom w:w="15" w:type="dxa"/>
+              <w:top w:w="0" w:type="dxa"/>
+              <w:bottom w:w="0" w:type="dxa"/>
               <w:left w:w="60" w:type="dxa"/>
               <w:right w:w="60" w:type="dxa"/>
             </w:tcMar>
@@ -568,8 +574,8 @@
             <w:tcW w:type="dxa" w:w="10464"/>
             <w:gridSpan w:val="3"/>
             <w:tcMar>
-              <w:top w:w="15" w:type="dxa"/>
-              <w:bottom w:w="15" w:type="dxa"/>
+              <w:top w:w="0" w:type="dxa"/>
+              <w:bottom w:w="0" w:type="dxa"/>
               <w:left w:w="60" w:type="dxa"/>
               <w:right w:w="60" w:type="dxa"/>
             </w:tcMar>
@@ -658,11 +664,17 @@
       </w:tblGrid>
       <w:tr>
         <w:trPr>
-          <w:trHeight w:val="312"/>
+          <w:trHeight w:val="255" w:hRule="atLeast"/>
         </w:trPr>
         <w:tc>
           <w:tcPr>
-            <w:tcW w:type="dxa" w:w="396"/>
+            <w:tcW w:type="dxa" w:w="283"/>
+            <w:tcMar>
+              <w:top w:w="10" w:type="dxa"/>
+              <w:bottom w:w="10" w:type="dxa"/>
+              <w:left w:w="20" w:type="dxa"/>
+              <w:right w:w="20" w:type="dxa"/>
+            </w:tcMar>
             <w:vAlign w:val="center"/>
             <w:tcBorders>
               <w:top w:val="single" w:sz="4" w:space="0" w:color="000000"/>
@@ -689,7 +701,7 @@
         </w:tc>
         <w:tc>
           <w:tcPr>
-            <w:tcW w:type="dxa" w:w="10069"/>
+            <w:tcW w:type="dxa" w:w="10183"/>
             <w:vAlign w:val="center"/>
           </w:tcPr>
           <w:p>
@@ -724,7 +736,7 @@
       <w:tr>
         <w:tc>
           <w:tcPr>
-            <w:tcW w:type="dxa" w:w="567"/>
+            <w:tcW w:type="dxa" w:w="538"/>
             <w:tcMar>
               <w:top w:w="40" w:type="dxa"/>
               <w:bottom w:w="40" w:type="dxa"/>
@@ -751,7 +763,7 @@
         </w:tc>
         <w:tc>
           <w:tcPr>
-            <w:tcW w:type="dxa" w:w="9899"/>
+            <w:tcW w:type="dxa" w:w="9928"/>
             <w:tcMar>
               <w:top w:w="40" w:type="dxa"/>
               <w:bottom w:w="40" w:type="dxa"/>
@@ -780,7 +792,7 @@
       <w:tr>
         <w:tc>
           <w:tcPr>
-            <w:tcW w:type="dxa" w:w="567"/>
+            <w:tcW w:type="dxa" w:w="538"/>
             <w:tcMar>
               <w:top w:w="40" w:type="dxa"/>
               <w:bottom w:w="40" w:type="dxa"/>
@@ -806,7 +818,7 @@
         </w:tc>
         <w:tc>
           <w:tcPr>
-            <w:tcW w:type="dxa" w:w="9899"/>
+            <w:tcW w:type="dxa" w:w="9928"/>
             <w:tcMar>
               <w:top w:w="40" w:type="dxa"/>
               <w:bottom w:w="40" w:type="dxa"/>
@@ -835,7 +847,7 @@
       <w:tr>
         <w:tc>
           <w:tcPr>
-            <w:tcW w:type="dxa" w:w="567"/>
+            <w:tcW w:type="dxa" w:w="538"/>
             <w:tcMar>
               <w:top w:w="40" w:type="dxa"/>
               <w:bottom w:w="40" w:type="dxa"/>
@@ -862,7 +874,7 @@
         </w:tc>
         <w:tc>
           <w:tcPr>
-            <w:tcW w:type="dxa" w:w="9899"/>
+            <w:tcW w:type="dxa" w:w="9928"/>
             <w:tcMar>
               <w:top w:w="40" w:type="dxa"/>
               <w:bottom w:w="40" w:type="dxa"/>
@@ -925,7 +937,7 @@
       <w:tr>
         <w:tc>
           <w:tcPr>
-            <w:tcW w:type="dxa" w:w="567"/>
+            <w:tcW w:type="dxa" w:w="538"/>
             <w:tcMar>
               <w:top w:w="40" w:type="dxa"/>
               <w:bottom w:w="40" w:type="dxa"/>
@@ -951,7 +963,7 @@
         </w:tc>
         <w:tc>
           <w:tcPr>
-            <w:tcW w:type="dxa" w:w="9899"/>
+            <w:tcW w:type="dxa" w:w="9928"/>
             <w:tcMar>
               <w:top w:w="40" w:type="dxa"/>
               <w:bottom w:w="40" w:type="dxa"/>
@@ -1035,11 +1047,17 @@
       </w:tblGrid>
       <w:tr>
         <w:trPr>
-          <w:trHeight w:val="312"/>
+          <w:trHeight w:val="255" w:hRule="atLeast"/>
         </w:trPr>
         <w:tc>
           <w:tcPr>
-            <w:tcW w:type="dxa" w:w="396"/>
+            <w:tcW w:type="dxa" w:w="283"/>
+            <w:tcMar>
+              <w:top w:w="10" w:type="dxa"/>
+              <w:bottom w:w="10" w:type="dxa"/>
+              <w:left w:w="20" w:type="dxa"/>
+              <w:right w:w="20" w:type="dxa"/>
+            </w:tcMar>
             <w:vAlign w:val="center"/>
             <w:tcBorders>
               <w:top w:val="single" w:sz="4" w:space="0" w:color="000000"/>
@@ -1066,7 +1084,7 @@
         </w:tc>
         <w:tc>
           <w:tcPr>
-            <w:tcW w:type="dxa" w:w="10069"/>
+            <w:tcW w:type="dxa" w:w="10183"/>
             <w:vAlign w:val="center"/>
           </w:tcPr>
           <w:p>
@@ -1303,11 +1321,17 @@
       </w:tblGrid>
       <w:tr>
         <w:trPr>
-          <w:trHeight w:val="312"/>
+          <w:trHeight w:val="255" w:hRule="atLeast"/>
         </w:trPr>
         <w:tc>
           <w:tcPr>
-            <w:tcW w:type="dxa" w:w="396"/>
+            <w:tcW w:type="dxa" w:w="283"/>
+            <w:tcMar>
+              <w:top w:w="10" w:type="dxa"/>
+              <w:bottom w:w="10" w:type="dxa"/>
+              <w:left w:w="20" w:type="dxa"/>
+              <w:right w:w="20" w:type="dxa"/>
+            </w:tcMar>
             <w:vAlign w:val="center"/>
             <w:tcBorders>
               <w:top w:val="single" w:sz="4" w:space="0" w:color="000000"/>
@@ -1334,7 +1358,7 @@
         </w:tc>
         <w:tc>
           <w:tcPr>
-            <w:tcW w:type="dxa" w:w="10069"/>
+            <w:tcW w:type="dxa" w:w="10183"/>
             <w:vAlign w:val="center"/>
           </w:tcPr>
           <w:p>

--- a/templates/docx/soo_template.docx
+++ b/templates/docx/soo_template.docx
@@ -174,12 +174,25 @@
         </w:tc>
       </w:tr>
     </w:tbl>
+    <w:p>
+      <w:pPr>
+        <w:spacing w:before="0" w:after="0" w:line="120" w:lineRule="auto"/>
+      </w:pPr>
+    </w:p>
     <w:tbl>
       <w:tblPr>
         <w:tblStyle w:val="TableGrid"/>
         <w:tblW w:type="auto" w:w="0"/>
         <w:tblLayout w:type="fixed"/>
         <w:tblLook w:firstColumn="1" w:firstRow="1" w:lastColumn="0" w:lastRow="0" w:noHBand="0" w:noVBand="1" w:val="04A0"/>
+        <w:tblBorders>
+          <w:top w:val="single" w:sz="4" w:space="0" w:color="000000"/>
+          <w:left w:val="single" w:sz="4" w:space="0" w:color="000000"/>
+          <w:bottom w:val="single" w:sz="4" w:space="0" w:color="000000"/>
+          <w:right w:val="single" w:sz="4" w:space="0" w:color="000000"/>
+          <w:insideH w:val="none" w:sz="0" w:space="0"/>
+          <w:insideV w:val="none" w:sz="0" w:space="0"/>
+        </w:tblBorders>
       </w:tblPr>
       <w:tblGrid>
         <w:gridCol w:w="3489"/>
@@ -207,10 +220,18 @@
             <w:r>
               <w:rPr>
                 <w:rFonts w:ascii="Times New Roman" w:hAnsi="Times New Roman" w:cs="Times New Roman"/>
+                <w:b w:val="0"/>
+                <w:sz w:val="16"/>
+              </w:rPr>
+              <w:t xml:space="preserve">1.1. </w:t>
+            </w:r>
+            <w:r>
+              <w:rPr>
+                <w:rFonts w:ascii="Times New Roman" w:hAnsi="Times New Roman" w:cs="Times New Roman"/>
                 <w:b/>
                 <w:sz w:val="16"/>
               </w:rPr>
-              <w:t>1.1. Фамилия</w:t>
+              <w:t>Фамилия</w:t>
             </w:r>
           </w:p>
         </w:tc>
@@ -488,10 +509,18 @@
             <w:r>
               <w:rPr>
                 <w:rFonts w:ascii="Times New Roman" w:hAnsi="Times New Roman" w:cs="Times New Roman"/>
+                <w:b w:val="0"/>
+                <w:sz w:val="16"/>
+              </w:rPr>
+              <w:t xml:space="preserve">1.2. </w:t>
+            </w:r>
+            <w:r>
+              <w:rPr>
+                <w:rFonts w:ascii="Times New Roman" w:hAnsi="Times New Roman" w:cs="Times New Roman"/>
                 <w:b/>
                 <w:sz w:val="16"/>
               </w:rPr>
-              <w:t xml:space="preserve">1.2. Дата рождения </w:t>
+              <w:t xml:space="preserve">Дата рождения </w:t>
             </w:r>
             <w:r>
               <w:rPr>
@@ -552,10 +581,18 @@
             <w:r>
               <w:rPr>
                 <w:rFonts w:ascii="Times New Roman" w:hAnsi="Times New Roman" w:cs="Times New Roman"/>
+                <w:b w:val="0"/>
+                <w:sz w:val="16"/>
+              </w:rPr>
+              <w:t xml:space="preserve">1.3. </w:t>
+            </w:r>
+            <w:r>
+              <w:rPr>
+                <w:rFonts w:ascii="Times New Roman" w:hAnsi="Times New Roman" w:cs="Times New Roman"/>
                 <w:b/>
                 <w:sz w:val="16"/>
               </w:rPr>
-              <w:t xml:space="preserve">1.3. Адрес </w:t>
+              <w:t xml:space="preserve">Адрес </w:t>
             </w:r>
             <w:r>
               <w:rPr>
@@ -722,12 +759,25 @@
         </w:tc>
       </w:tr>
     </w:tbl>
+    <w:p>
+      <w:pPr>
+        <w:spacing w:before="0" w:after="0" w:line="120" w:lineRule="auto"/>
+      </w:pPr>
+    </w:p>
     <w:tbl>
       <w:tblPr>
         <w:tblStyle w:val="TableGrid"/>
         <w:tblW w:type="auto" w:w="0"/>
         <w:tblLayout w:type="fixed"/>
         <w:tblLook w:firstColumn="1" w:firstRow="1" w:lastColumn="0" w:lastRow="0" w:noHBand="0" w:noVBand="1" w:val="04A0"/>
+        <w:tblBorders>
+          <w:top w:val="single" w:sz="4" w:space="0" w:color="000000"/>
+          <w:left w:val="single" w:sz="4" w:space="0" w:color="000000"/>
+          <w:bottom w:val="single" w:sz="4" w:space="0" w:color="000000"/>
+          <w:right w:val="single" w:sz="4" w:space="0" w:color="000000"/>
+          <w:insideH w:val="none" w:sz="0" w:space="0"/>
+          <w:insideV w:val="none" w:sz="0" w:space="0"/>
+        </w:tblBorders>
       </w:tblPr>
       <w:tblGrid>
         <w:gridCol w:w="5233"/>
@@ -738,8 +788,8 @@
           <w:tcPr>
             <w:tcW w:type="dxa" w:w="538"/>
             <w:tcMar>
-              <w:top w:w="40" w:type="dxa"/>
-              <w:bottom w:w="40" w:type="dxa"/>
+              <w:top w:w="20" w:type="dxa"/>
+              <w:bottom w:w="20" w:type="dxa"/>
               <w:left w:w="60" w:type="dxa"/>
               <w:right w:w="60" w:type="dxa"/>
             </w:tcMar>
@@ -765,8 +815,8 @@
           <w:tcPr>
             <w:tcW w:type="dxa" w:w="9928"/>
             <w:tcMar>
-              <w:top w:w="40" w:type="dxa"/>
-              <w:bottom w:w="40" w:type="dxa"/>
+              <w:top w:w="20" w:type="dxa"/>
+              <w:bottom w:w="20" w:type="dxa"/>
               <w:left w:w="60" w:type="dxa"/>
               <w:right w:w="60" w:type="dxa"/>
             </w:tcMar>
@@ -794,8 +844,8 @@
           <w:tcPr>
             <w:tcW w:type="dxa" w:w="538"/>
             <w:tcMar>
-              <w:top w:w="40" w:type="dxa"/>
-              <w:bottom w:w="40" w:type="dxa"/>
+              <w:top w:w="20" w:type="dxa"/>
+              <w:bottom w:w="20" w:type="dxa"/>
               <w:left w:w="60" w:type="dxa"/>
               <w:right w:w="60" w:type="dxa"/>
             </w:tcMar>
@@ -820,8 +870,8 @@
           <w:tcPr>
             <w:tcW w:type="dxa" w:w="9928"/>
             <w:tcMar>
-              <w:top w:w="40" w:type="dxa"/>
-              <w:bottom w:w="40" w:type="dxa"/>
+              <w:top w:w="20" w:type="dxa"/>
+              <w:bottom w:w="20" w:type="dxa"/>
               <w:left w:w="60" w:type="dxa"/>
               <w:right w:w="60" w:type="dxa"/>
             </w:tcMar>
@@ -849,8 +899,8 @@
           <w:tcPr>
             <w:tcW w:type="dxa" w:w="538"/>
             <w:tcMar>
-              <w:top w:w="40" w:type="dxa"/>
-              <w:bottom w:w="40" w:type="dxa"/>
+              <w:top w:w="20" w:type="dxa"/>
+              <w:bottom w:w="20" w:type="dxa"/>
               <w:left w:w="60" w:type="dxa"/>
               <w:right w:w="60" w:type="dxa"/>
             </w:tcMar>
@@ -876,8 +926,8 @@
           <w:tcPr>
             <w:tcW w:type="dxa" w:w="9928"/>
             <w:tcMar>
-              <w:top w:w="40" w:type="dxa"/>
-              <w:bottom w:w="40" w:type="dxa"/>
+              <w:top w:w="20" w:type="dxa"/>
+              <w:bottom w:w="20" w:type="dxa"/>
               <w:left w:w="60" w:type="dxa"/>
               <w:right w:w="60" w:type="dxa"/>
             </w:tcMar>
@@ -939,8 +989,8 @@
           <w:tcPr>
             <w:tcW w:type="dxa" w:w="538"/>
             <w:tcMar>
-              <w:top w:w="40" w:type="dxa"/>
-              <w:bottom w:w="40" w:type="dxa"/>
+              <w:top w:w="20" w:type="dxa"/>
+              <w:bottom w:w="20" w:type="dxa"/>
               <w:left w:w="60" w:type="dxa"/>
               <w:right w:w="60" w:type="dxa"/>
             </w:tcMar>
@@ -965,8 +1015,8 @@
           <w:tcPr>
             <w:tcW w:type="dxa" w:w="9928"/>
             <w:tcMar>
-              <w:top w:w="40" w:type="dxa"/>
-              <w:bottom w:w="40" w:type="dxa"/>
+              <w:top w:w="20" w:type="dxa"/>
+              <w:bottom w:w="20" w:type="dxa"/>
               <w:left w:w="60" w:type="dxa"/>
               <w:right w:w="60" w:type="dxa"/>
             </w:tcMar>
@@ -1105,12 +1155,25 @@
         </w:tc>
       </w:tr>
     </w:tbl>
+    <w:p>
+      <w:pPr>
+        <w:spacing w:before="0" w:after="0" w:line="120" w:lineRule="auto"/>
+      </w:pPr>
+    </w:p>
     <w:tbl>
       <w:tblPr>
         <w:tblStyle w:val="TableGrid"/>
         <w:tblW w:type="auto" w:w="0"/>
         <w:tblLayout w:type="fixed"/>
         <w:tblLook w:firstColumn="1" w:firstRow="1" w:lastColumn="0" w:lastRow="0" w:noHBand="0" w:noVBand="1" w:val="04A0"/>
+        <w:tblBorders>
+          <w:top w:val="single" w:sz="4" w:space="0" w:color="000000"/>
+          <w:left w:val="single" w:sz="4" w:space="0" w:color="000000"/>
+          <w:bottom w:val="single" w:sz="4" w:space="0" w:color="000000"/>
+          <w:right w:val="single" w:sz="4" w:space="0" w:color="000000"/>
+          <w:insideH w:val="none" w:sz="0" w:space="0"/>
+          <w:insideV w:val="none" w:sz="0" w:space="0"/>
+        </w:tblBorders>
       </w:tblPr>
       <w:tblGrid>
         <w:gridCol w:w="10466"/>
@@ -1234,16 +1297,13 @@
               </w:rPr>
               <w:t>г. о направлении работника в командировку.</w:t>
             </w:r>
-            <w:r>
-              <w:rPr>
-                <w:rFonts w:ascii="Times New Roman" w:hAnsi="Times New Roman" w:cs="Times New Roman"/>
-                <w:b w:val="0"/>
-                <w:sz w:val="16"/>
-              </w:rPr>
-            </w:r>
-            <w:r>
-              <w:br/>
-            </w:r>
+          </w:p>
+          <w:p>
+            <w:pPr>
+              <w:spacing w:before="0" w:after="0" w:line="240" w:lineRule="auto"/>
+              <w:ind w:left="340"/>
+              <w:jc w:val="left"/>
+            </w:pPr>
             <w:r>
               <w:rPr>
                 <w:rFonts w:ascii="Times New Roman" w:hAnsi="Times New Roman" w:cs="Times New Roman"/>
@@ -1379,12 +1439,25 @@
         </w:tc>
       </w:tr>
     </w:tbl>
+    <w:p>
+      <w:pPr>
+        <w:spacing w:before="0" w:after="0" w:line="120" w:lineRule="auto"/>
+      </w:pPr>
+    </w:p>
     <w:tbl>
       <w:tblPr>
         <w:tblStyle w:val="TableGrid"/>
         <w:tblW w:type="auto" w:w="0"/>
         <w:tblLayout w:type="fixed"/>
         <w:tblLook w:firstColumn="1" w:firstRow="1" w:lastColumn="0" w:lastRow="0" w:noHBand="0" w:noVBand="1" w:val="04A0"/>
+        <w:tblBorders>
+          <w:top w:val="single" w:sz="4" w:space="0" w:color="000000"/>
+          <w:left w:val="single" w:sz="4" w:space="0" w:color="000000"/>
+          <w:bottom w:val="single" w:sz="4" w:space="0" w:color="000000"/>
+          <w:right w:val="single" w:sz="4" w:space="0" w:color="000000"/>
+          <w:insideH w:val="none" w:sz="0" w:space="0"/>
+          <w:insideV w:val="none" w:sz="0" w:space="0"/>
+        </w:tblBorders>
       </w:tblPr>
       <w:tblGrid>
         <w:gridCol w:w="10466"/>
@@ -1462,7 +1535,6 @@
           <w:p>
             <w:pPr>
               <w:spacing w:before="0" w:after="0" w:line="240" w:lineRule="auto"/>
-              <w:jc w:val="left"/>
             </w:pPr>
             <w:r/>
             <w:r>
@@ -1509,41 +1581,50 @@
               </w:rPr>
               <w:t>Телефон +74959862611</w:t>
             </w:r>
+          </w:p>
+          <w:p>
+            <w:pPr>
+              <w:spacing w:before="0" w:after="0" w:line="240" w:lineRule="auto"/>
+              <w:jc w:val="right"/>
+            </w:pPr>
             <w:r>
               <w:rPr>
                 <w:rFonts w:ascii="Times New Roman" w:hAnsi="Times New Roman" w:cs="Times New Roman"/>
                 <w:b w:val="0"/>
                 <w:sz w:val="20"/>
               </w:rPr>
+              <w:t>Дата ……………………………………….</w:t>
             </w:r>
-            <w:r>
-              <w:br/>
-            </w:r>
+          </w:p>
+          <w:p>
+            <w:pPr>
+              <w:tabs>
+                <w:tab w:pos="10295" w:val="right"/>
+              </w:tabs>
+              <w:spacing w:before="0" w:after="0" w:line="240" w:lineRule="auto"/>
+              <w:jc w:val="left"/>
+            </w:pPr>
             <w:r>
               <w:rPr>
                 <w:rFonts w:ascii="Times New Roman" w:hAnsi="Times New Roman" w:cs="Times New Roman"/>
                 <w:b w:val="0"/>
                 <w:sz w:val="20"/>
               </w:rPr>
-              <w:t xml:space="preserve">                                                                Дата ……………………………………….</w:t>
+              <w:t>Печать</w:t>
+              <w:tab/>
+              <w:t>Подпись …………………………………...</w:t>
             </w:r>
+          </w:p>
+          <w:p>
+            <w:pPr>
+              <w:spacing w:after="0" w:before="0" w:line="240" w:lineRule="auto"/>
+            </w:pPr>
             <w:r>
               <w:rPr>
                 <w:rFonts w:ascii="Times New Roman" w:hAnsi="Times New Roman" w:cs="Times New Roman"/>
-                <w:b/>
+                <w:b w:val="0"/>
                 <w:sz w:val="20"/>
               </w:rPr>
-            </w:r>
-            <w:r>
-              <w:br/>
-            </w:r>
-            <w:r>
-              <w:rPr>
-                <w:rFonts w:ascii="Times New Roman" w:hAnsi="Times New Roman" w:cs="Times New Roman"/>
-                <w:b/>
-                <w:sz w:val="20"/>
-              </w:rPr>
-              <w:t>Печать                                                  Подпись …………………………………...</w:t>
             </w:r>
           </w:p>
         </w:tc>

--- a/templates/docx/soo_template.docx
+++ b/templates/docx/soo_template.docx
@@ -176,8 +176,15 @@
     </w:tbl>
     <w:p>
       <w:pPr>
-        <w:spacing w:before="0" w:after="0" w:line="120" w:lineRule="auto"/>
+        <w:spacing w:before="0" w:after="40" w:line="240" w:lineRule="auto"/>
       </w:pPr>
+      <w:r>
+        <w:rPr>
+          <w:rFonts w:ascii="Times New Roman" w:hAnsi="Times New Roman" w:cs="Times New Roman"/>
+          <w:b w:val="0"/>
+          <w:sz w:val="8"/>
+        </w:rPr>
+      </w:r>
     </w:p>
     <w:tbl>
       <w:tblPr>
@@ -204,8 +211,8 @@
           <w:tcPr>
             <w:tcW w:type="dxa" w:w="3488"/>
             <w:tcMar>
-              <w:top w:w="0" w:type="dxa"/>
-              <w:bottom w:w="0" w:type="dxa"/>
+              <w:top w:w="10" w:type="dxa"/>
+              <w:bottom w:w="10" w:type="dxa"/>
               <w:left w:w="60" w:type="dxa"/>
               <w:right w:w="60" w:type="dxa"/>
             </w:tcMar>
@@ -221,7 +228,7 @@
               <w:rPr>
                 <w:rFonts w:ascii="Times New Roman" w:hAnsi="Times New Roman" w:cs="Times New Roman"/>
                 <w:b w:val="0"/>
-                <w:sz w:val="16"/>
+                <w:sz w:val="20"/>
               </w:rPr>
               <w:t xml:space="preserve">1.1. </w:t>
             </w:r>
@@ -229,7 +236,7 @@
               <w:rPr>
                 <w:rFonts w:ascii="Times New Roman" w:hAnsi="Times New Roman" w:cs="Times New Roman"/>
                 <w:b/>
-                <w:sz w:val="16"/>
+                <w:sz w:val="20"/>
               </w:rPr>
               <w:t>Фамилия</w:t>
             </w:r>
@@ -239,8 +246,8 @@
           <w:tcPr>
             <w:tcW w:type="dxa" w:w="3488"/>
             <w:tcMar>
-              <w:top w:w="0" w:type="dxa"/>
-              <w:bottom w:w="0" w:type="dxa"/>
+              <w:top w:w="10" w:type="dxa"/>
+              <w:bottom w:w="10" w:type="dxa"/>
               <w:left w:w="60" w:type="dxa"/>
               <w:right w:w="60" w:type="dxa"/>
             </w:tcMar>
@@ -256,7 +263,7 @@
               <w:rPr>
                 <w:rFonts w:ascii="Times New Roman" w:hAnsi="Times New Roman" w:cs="Times New Roman"/>
                 <w:b/>
-                <w:sz w:val="16"/>
+                <w:sz w:val="20"/>
               </w:rPr>
               <w:t>Имя</w:t>
             </w:r>
@@ -266,8 +273,8 @@
           <w:tcPr>
             <w:tcW w:type="dxa" w:w="3488"/>
             <w:tcMar>
-              <w:top w:w="0" w:type="dxa"/>
-              <w:bottom w:w="0" w:type="dxa"/>
+              <w:top w:w="10" w:type="dxa"/>
+              <w:bottom w:w="10" w:type="dxa"/>
               <w:left w:w="60" w:type="dxa"/>
               <w:right w:w="60" w:type="dxa"/>
             </w:tcMar>
@@ -283,7 +290,7 @@
               <w:rPr>
                 <w:rFonts w:ascii="Times New Roman" w:hAnsi="Times New Roman" w:cs="Times New Roman"/>
                 <w:b/>
-                <w:sz w:val="16"/>
+                <w:sz w:val="20"/>
               </w:rPr>
               <w:t>Отчество</w:t>
             </w:r>
@@ -295,8 +302,36 @@
           <w:tcPr>
             <w:tcW w:type="dxa" w:w="3488"/>
             <w:tcMar>
-              <w:top w:w="0" w:type="dxa"/>
-              <w:bottom w:w="0" w:type="dxa"/>
+              <w:top w:w="10" w:type="dxa"/>
+              <w:bottom w:w="10" w:type="dxa"/>
+              <w:left w:w="60" w:type="dxa"/>
+              <w:right w:w="60" w:type="dxa"/>
+            </w:tcMar>
+            <w:vAlign w:val="top"/>
+          </w:tcPr>
+          <w:p>
+            <w:pPr>
+              <w:spacing w:before="0" w:after="0" w:line="240" w:lineRule="auto"/>
+              <w:ind w:left="357"/>
+              <w:jc w:val="left"/>
+            </w:pPr>
+            <w:r/>
+            <w:r>
+              <w:rPr>
+                <w:rFonts w:ascii="Times New Roman" w:hAnsi="Times New Roman" w:cs="Times New Roman"/>
+                <w:b w:val="0"/>
+                <w:sz w:val="20"/>
+              </w:rPr>
+              <w:t>{{ soo.last_name }}</w:t>
+            </w:r>
+          </w:p>
+        </w:tc>
+        <w:tc>
+          <w:tcPr>
+            <w:tcW w:type="dxa" w:w="3488"/>
+            <w:tcMar>
+              <w:top w:w="10" w:type="dxa"/>
+              <w:bottom w:w="10" w:type="dxa"/>
               <w:left w:w="60" w:type="dxa"/>
               <w:right w:w="60" w:type="dxa"/>
             </w:tcMar>
@@ -312,9 +347,9 @@
               <w:rPr>
                 <w:rFonts w:ascii="Times New Roman" w:hAnsi="Times New Roman" w:cs="Times New Roman"/>
                 <w:b w:val="0"/>
-                <w:sz w:val="16"/>
+                <w:sz w:val="20"/>
               </w:rPr>
-              <w:t>{{ soo.last_name }}</w:t>
+              <w:t>{{ soo.first_name }}</w:t>
             </w:r>
           </w:p>
         </w:tc>
@@ -322,8 +357,8 @@
           <w:tcPr>
             <w:tcW w:type="dxa" w:w="3488"/>
             <w:tcMar>
-              <w:top w:w="0" w:type="dxa"/>
-              <w:bottom w:w="0" w:type="dxa"/>
+              <w:top w:w="10" w:type="dxa"/>
+              <w:bottom w:w="10" w:type="dxa"/>
               <w:left w:w="60" w:type="dxa"/>
               <w:right w:w="60" w:type="dxa"/>
             </w:tcMar>
@@ -339,18 +374,135 @@
               <w:rPr>
                 <w:rFonts w:ascii="Times New Roman" w:hAnsi="Times New Roman" w:cs="Times New Roman"/>
                 <w:b w:val="0"/>
-                <w:sz w:val="16"/>
+                <w:sz w:val="20"/>
               </w:rPr>
-              <w:t>{{ soo.first_name }}</w:t>
+              <w:t>{{ soo.middle_name }}</w:t>
             </w:r>
           </w:p>
         </w:tc>
+      </w:tr>
+      <w:tr>
         <w:tc>
           <w:tcPr>
-            <w:tcW w:type="dxa" w:w="3488"/>
+            <w:tcW w:type="dxa" w:w="10464"/>
+            <w:gridSpan w:val="3"/>
             <w:tcMar>
-              <w:top w:w="0" w:type="dxa"/>
-              <w:bottom w:w="0" w:type="dxa"/>
+              <w:top w:w="10" w:type="dxa"/>
+              <w:bottom w:w="10" w:type="dxa"/>
+              <w:left w:w="60" w:type="dxa"/>
+              <w:right w:w="60" w:type="dxa"/>
+            </w:tcMar>
+            <w:vAlign w:val="top"/>
+          </w:tcPr>
+          <w:p>
+            <w:pPr>
+              <w:spacing w:before="0" w:after="0" w:line="240" w:lineRule="auto"/>
+              <w:jc w:val="left"/>
+            </w:pPr>
+            <w:r/>
+            <w:r>
+              <w:rPr>
+                <w:rFonts w:ascii="Times New Roman" w:hAnsi="Times New Roman" w:cs="Times New Roman"/>
+                <w:b/>
+                <w:sz w:val="20"/>
+              </w:rPr>
+              <w:t xml:space="preserve">Гражданство </w:t>
+            </w:r>
+            <w:r>
+              <w:rPr>
+                <w:rFonts w:ascii="Times New Roman" w:hAnsi="Times New Roman" w:cs="Times New Roman"/>
+                <w:b w:val="0"/>
+                <w:sz w:val="20"/>
+              </w:rPr>
+              <w:t>{{ soo.nationality_ru }}</w:t>
+            </w:r>
+          </w:p>
+        </w:tc>
+      </w:tr>
+      <w:tr>
+        <w:tc>
+          <w:tcPr>
+            <w:tcW w:type="dxa" w:w="10464"/>
+            <w:gridSpan w:val="3"/>
+            <w:tcMar>
+              <w:top w:w="10" w:type="dxa"/>
+              <w:bottom w:w="10" w:type="dxa"/>
+              <w:left w:w="60" w:type="dxa"/>
+              <w:right w:w="60" w:type="dxa"/>
+            </w:tcMar>
+            <w:vAlign w:val="top"/>
+          </w:tcPr>
+          <w:p>
+            <w:pPr>
+              <w:spacing w:before="0" w:after="0" w:line="240" w:lineRule="auto"/>
+              <w:jc w:val="left"/>
+            </w:pPr>
+            <w:r/>
+            <w:r>
+              <w:rPr>
+                <w:rFonts w:ascii="Times New Roman" w:hAnsi="Times New Roman" w:cs="Times New Roman"/>
+                <w:b/>
+                <w:sz w:val="20"/>
+              </w:rPr>
+              <w:t xml:space="preserve">Документ, удостоверяющий личность: паспорт </w:t>
+            </w:r>
+            <w:r>
+              <w:rPr>
+                <w:rFonts w:ascii="Times New Roman" w:hAnsi="Times New Roman" w:cs="Times New Roman"/>
+                <w:b w:val="0"/>
+                <w:sz w:val="20"/>
+              </w:rPr>
+              <w:t>{{ soo.passport_series }} № {{ soo.passport_number_only }}, выдан {{ soo.passport_issue_date }} {{ soo.passport_issuer }}, код подразделения {{ soo.division_code }}</w:t>
+            </w:r>
+          </w:p>
+        </w:tc>
+      </w:tr>
+      <w:tr>
+        <w:tc>
+          <w:tcPr>
+            <w:tcW w:type="dxa" w:w="10464"/>
+            <w:gridSpan w:val="3"/>
+            <w:tcMar>
+              <w:top w:w="10" w:type="dxa"/>
+              <w:bottom w:w="10" w:type="dxa"/>
+              <w:left w:w="60" w:type="dxa"/>
+              <w:right w:w="60" w:type="dxa"/>
+            </w:tcMar>
+            <w:vAlign w:val="top"/>
+          </w:tcPr>
+          <w:p>
+            <w:pPr>
+              <w:spacing w:before="0" w:after="0" w:line="240" w:lineRule="auto"/>
+              <w:jc w:val="left"/>
+            </w:pPr>
+            <w:r/>
+            <w:r>
+              <w:rPr>
+                <w:rFonts w:ascii="Times New Roman" w:hAnsi="Times New Roman" w:cs="Times New Roman"/>
+                <w:b/>
+                <w:sz w:val="20"/>
+              </w:rPr>
+              <w:t xml:space="preserve">Номер загранпаспорта </w:t>
+            </w:r>
+            <w:r>
+              <w:rPr>
+                <w:rFonts w:ascii="Times New Roman" w:hAnsi="Times New Roman" w:cs="Times New Roman"/>
+                <w:b w:val="0"/>
+                <w:sz w:val="20"/>
+              </w:rPr>
+              <w:t>{{ soo.foreign_passport_number }} выдан {{ soo.foreign_passport_issue_date }} {{ soo.foreign_passport_issuer }}</w:t>
+            </w:r>
+          </w:p>
+        </w:tc>
+      </w:tr>
+      <w:tr>
+        <w:tc>
+          <w:tcPr>
+            <w:tcW w:type="dxa" w:w="10464"/>
+            <w:gridSpan w:val="3"/>
+            <w:tcMar>
+              <w:top w:w="10" w:type="dxa"/>
+              <w:bottom w:w="10" w:type="dxa"/>
               <w:left w:w="60" w:type="dxa"/>
               <w:right w:w="60" w:type="dxa"/>
             </w:tcMar>
@@ -366,9 +518,51 @@
               <w:rPr>
                 <w:rFonts w:ascii="Times New Roman" w:hAnsi="Times New Roman" w:cs="Times New Roman"/>
                 <w:b w:val="0"/>
-                <w:sz w:val="16"/>
+                <w:sz w:val="20"/>
               </w:rPr>
-              <w:t>{{ soo.middle_name }}</w:t>
+              <w:t xml:space="preserve">1.2. </w:t>
+            </w:r>
+            <w:r>
+              <w:rPr>
+                <w:rFonts w:ascii="Times New Roman" w:hAnsi="Times New Roman" w:cs="Times New Roman"/>
+                <w:b/>
+                <w:sz w:val="20"/>
+              </w:rPr>
+              <w:t xml:space="preserve">Дата рождения </w:t>
+            </w:r>
+            <w:r>
+              <w:rPr>
+                <w:rFonts w:ascii="Times New Roman" w:hAnsi="Times New Roman" w:cs="Times New Roman"/>
+                <w:b w:val="0"/>
+                <w:sz w:val="20"/>
+              </w:rPr>
+              <w:t>{{ soo.birth_date_long }}</w:t>
+            </w:r>
+            <w:r>
+              <w:rPr>
+                <w:rFonts w:ascii="Times New Roman" w:hAnsi="Times New Roman" w:cs="Times New Roman"/>
+                <w:b/>
+                <w:sz w:val="20"/>
+              </w:rPr>
+            </w:r>
+            <w:r>
+              <w:br/>
+            </w:r>
+            <w:r>
+              <w:rPr>
+                <w:rFonts w:ascii="Times New Roman" w:hAnsi="Times New Roman" w:cs="Times New Roman"/>
+                <w:b/>
+                <w:sz w:val="20"/>
+              </w:rPr>
+              <w:t xml:space="preserve">Страховой номер индивидуального лицевого счёта в Российской Федерации (СНИЛС) </w:t>
+            </w:r>
+            <w:r>
+              <w:rPr>
+                <w:rFonts w:ascii="Times New Roman" w:hAnsi="Times New Roman" w:cs="Times New Roman"/>
+                <w:b w:val="0"/>
+                <w:sz w:val="20"/>
+              </w:rPr>
+              <w:t>{{ soo.snils }}</w:t>
             </w:r>
           </w:p>
         </w:tc>
@@ -379,8 +573,54 @@
             <w:tcW w:type="dxa" w:w="10464"/>
             <w:gridSpan w:val="3"/>
             <w:tcMar>
-              <w:top w:w="0" w:type="dxa"/>
-              <w:bottom w:w="0" w:type="dxa"/>
+              <w:top w:w="10" w:type="dxa"/>
+              <w:bottom w:w="10" w:type="dxa"/>
+              <w:left w:w="60" w:type="dxa"/>
+              <w:right w:w="60" w:type="dxa"/>
+            </w:tcMar>
+            <w:vAlign w:val="top"/>
+          </w:tcPr>
+          <w:p>
+            <w:pPr>
+              <w:spacing w:before="0" w:after="0" w:line="240" w:lineRule="auto"/>
+              <w:jc w:val="left"/>
+            </w:pPr>
+            <w:r/>
+            <w:r>
+              <w:rPr>
+                <w:rFonts w:ascii="Times New Roman" w:hAnsi="Times New Roman" w:cs="Times New Roman"/>
+                <w:b w:val="0"/>
+                <w:sz w:val="20"/>
+              </w:rPr>
+              <w:t xml:space="preserve">1.3. </w:t>
+            </w:r>
+            <w:r>
+              <w:rPr>
+                <w:rFonts w:ascii="Times New Roman" w:hAnsi="Times New Roman" w:cs="Times New Roman"/>
+                <w:b/>
+                <w:sz w:val="20"/>
+              </w:rPr>
+              <w:t xml:space="preserve">Адрес </w:t>
+            </w:r>
+            <w:r>
+              <w:rPr>
+                <w:rFonts w:ascii="Times New Roman" w:hAnsi="Times New Roman" w:cs="Times New Roman"/>
+                <w:b w:val="0"/>
+                <w:sz w:val="20"/>
+              </w:rPr>
+              <w:t>{{ soo.home_address }}</w:t>
+            </w:r>
+          </w:p>
+        </w:tc>
+      </w:tr>
+      <w:tr>
+        <w:tc>
+          <w:tcPr>
+            <w:tcW w:type="dxa" w:w="10464"/>
+            <w:gridSpan w:val="3"/>
+            <w:tcMar>
+              <w:top w:w="10" w:type="dxa"/>
+              <w:bottom w:w="10" w:type="dxa"/>
               <w:left w:w="60" w:type="dxa"/>
               <w:right w:w="60" w:type="dxa"/>
             </w:tcMar>
@@ -396,239 +636,7 @@
               <w:rPr>
                 <w:rFonts w:ascii="Times New Roman" w:hAnsi="Times New Roman" w:cs="Times New Roman"/>
                 <w:b/>
-                <w:sz w:val="16"/>
-              </w:rPr>
-              <w:t xml:space="preserve">Гражданство </w:t>
-            </w:r>
-            <w:r>
-              <w:rPr>
-                <w:rFonts w:ascii="Times New Roman" w:hAnsi="Times New Roman" w:cs="Times New Roman"/>
-                <w:b w:val="0"/>
-                <w:sz w:val="16"/>
-              </w:rPr>
-              <w:t>{{ soo.nationality_ru }}</w:t>
-            </w:r>
-          </w:p>
-        </w:tc>
-      </w:tr>
-      <w:tr>
-        <w:tc>
-          <w:tcPr>
-            <w:tcW w:type="dxa" w:w="10464"/>
-            <w:gridSpan w:val="3"/>
-            <w:tcMar>
-              <w:top w:w="0" w:type="dxa"/>
-              <w:bottom w:w="0" w:type="dxa"/>
-              <w:left w:w="60" w:type="dxa"/>
-              <w:right w:w="60" w:type="dxa"/>
-            </w:tcMar>
-            <w:vAlign w:val="top"/>
-          </w:tcPr>
-          <w:p>
-            <w:pPr>
-              <w:spacing w:before="0" w:after="0" w:line="240" w:lineRule="auto"/>
-              <w:jc w:val="left"/>
-            </w:pPr>
-            <w:r/>
-            <w:r>
-              <w:rPr>
-                <w:rFonts w:ascii="Times New Roman" w:hAnsi="Times New Roman" w:cs="Times New Roman"/>
-                <w:b/>
-                <w:sz w:val="16"/>
-              </w:rPr>
-              <w:t xml:space="preserve">Документ, удостоверяющий личность: паспорт </w:t>
-            </w:r>
-            <w:r>
-              <w:rPr>
-                <w:rFonts w:ascii="Times New Roman" w:hAnsi="Times New Roman" w:cs="Times New Roman"/>
-                <w:b w:val="0"/>
-                <w:sz w:val="16"/>
-              </w:rPr>
-              <w:t>{{ soo.passport_series }} № {{ soo.passport_number_only }}, выдан {{ soo.passport_issue_date }} {{ soo.passport_issuer }}, код подразделения {{ soo.division_code }}</w:t>
-            </w:r>
-          </w:p>
-        </w:tc>
-      </w:tr>
-      <w:tr>
-        <w:tc>
-          <w:tcPr>
-            <w:tcW w:type="dxa" w:w="10464"/>
-            <w:gridSpan w:val="3"/>
-            <w:tcMar>
-              <w:top w:w="0" w:type="dxa"/>
-              <w:bottom w:w="0" w:type="dxa"/>
-              <w:left w:w="60" w:type="dxa"/>
-              <w:right w:w="60" w:type="dxa"/>
-            </w:tcMar>
-            <w:vAlign w:val="top"/>
-          </w:tcPr>
-          <w:p>
-            <w:pPr>
-              <w:spacing w:before="0" w:after="0" w:line="240" w:lineRule="auto"/>
-              <w:jc w:val="left"/>
-            </w:pPr>
-            <w:r/>
-            <w:r>
-              <w:rPr>
-                <w:rFonts w:ascii="Times New Roman" w:hAnsi="Times New Roman" w:cs="Times New Roman"/>
-                <w:b/>
-                <w:sz w:val="16"/>
-              </w:rPr>
-              <w:t xml:space="preserve">Номер загранпаспорта </w:t>
-            </w:r>
-            <w:r>
-              <w:rPr>
-                <w:rFonts w:ascii="Times New Roman" w:hAnsi="Times New Roman" w:cs="Times New Roman"/>
-                <w:b w:val="0"/>
-                <w:sz w:val="16"/>
-              </w:rPr>
-              <w:t>{{ soo.foreign_passport_number }} выдан {{ soo.foreign_passport_issue_date }} {{ soo.foreign_passport_issuer }}</w:t>
-            </w:r>
-          </w:p>
-        </w:tc>
-      </w:tr>
-      <w:tr>
-        <w:tc>
-          <w:tcPr>
-            <w:tcW w:type="dxa" w:w="10464"/>
-            <w:gridSpan w:val="3"/>
-            <w:tcMar>
-              <w:top w:w="0" w:type="dxa"/>
-              <w:bottom w:w="0" w:type="dxa"/>
-              <w:left w:w="60" w:type="dxa"/>
-              <w:right w:w="60" w:type="dxa"/>
-            </w:tcMar>
-            <w:vAlign w:val="top"/>
-          </w:tcPr>
-          <w:p>
-            <w:pPr>
-              <w:spacing w:before="0" w:after="0" w:line="240" w:lineRule="auto"/>
-              <w:jc w:val="left"/>
-            </w:pPr>
-            <w:r/>
-            <w:r>
-              <w:rPr>
-                <w:rFonts w:ascii="Times New Roman" w:hAnsi="Times New Roman" w:cs="Times New Roman"/>
-                <w:b w:val="0"/>
-                <w:sz w:val="16"/>
-              </w:rPr>
-              <w:t xml:space="preserve">1.2. </w:t>
-            </w:r>
-            <w:r>
-              <w:rPr>
-                <w:rFonts w:ascii="Times New Roman" w:hAnsi="Times New Roman" w:cs="Times New Roman"/>
-                <w:b/>
-                <w:sz w:val="16"/>
-              </w:rPr>
-              <w:t xml:space="preserve">Дата рождения </w:t>
-            </w:r>
-            <w:r>
-              <w:rPr>
-                <w:rFonts w:ascii="Times New Roman" w:hAnsi="Times New Roman" w:cs="Times New Roman"/>
-                <w:b w:val="0"/>
-                <w:sz w:val="16"/>
-              </w:rPr>
-              <w:t>{{ soo.birth_date_long }}</w:t>
-            </w:r>
-            <w:r>
-              <w:rPr>
-                <w:rFonts w:ascii="Times New Roman" w:hAnsi="Times New Roman" w:cs="Times New Roman"/>
-                <w:b/>
-                <w:sz w:val="16"/>
-              </w:rPr>
-            </w:r>
-            <w:r>
-              <w:br/>
-            </w:r>
-            <w:r>
-              <w:rPr>
-                <w:rFonts w:ascii="Times New Roman" w:hAnsi="Times New Roman" w:cs="Times New Roman"/>
-                <w:b/>
-                <w:sz w:val="16"/>
-              </w:rPr>
-              <w:t xml:space="preserve">Страховой номер индивидуального лицевого счёта в Российской Федерации (СНИЛС) </w:t>
-            </w:r>
-            <w:r>
-              <w:rPr>
-                <w:rFonts w:ascii="Times New Roman" w:hAnsi="Times New Roman" w:cs="Times New Roman"/>
-                <w:b w:val="0"/>
-                <w:sz w:val="16"/>
-              </w:rPr>
-              <w:t>{{ soo.snils }}</w:t>
-            </w:r>
-          </w:p>
-        </w:tc>
-      </w:tr>
-      <w:tr>
-        <w:tc>
-          <w:tcPr>
-            <w:tcW w:type="dxa" w:w="10464"/>
-            <w:gridSpan w:val="3"/>
-            <w:tcMar>
-              <w:top w:w="0" w:type="dxa"/>
-              <w:bottom w:w="0" w:type="dxa"/>
-              <w:left w:w="60" w:type="dxa"/>
-              <w:right w:w="60" w:type="dxa"/>
-            </w:tcMar>
-            <w:vAlign w:val="top"/>
-          </w:tcPr>
-          <w:p>
-            <w:pPr>
-              <w:spacing w:before="0" w:after="0" w:line="240" w:lineRule="auto"/>
-              <w:jc w:val="left"/>
-            </w:pPr>
-            <w:r/>
-            <w:r>
-              <w:rPr>
-                <w:rFonts w:ascii="Times New Roman" w:hAnsi="Times New Roman" w:cs="Times New Roman"/>
-                <w:b w:val="0"/>
-                <w:sz w:val="16"/>
-              </w:rPr>
-              <w:t xml:space="preserve">1.3. </w:t>
-            </w:r>
-            <w:r>
-              <w:rPr>
-                <w:rFonts w:ascii="Times New Roman" w:hAnsi="Times New Roman" w:cs="Times New Roman"/>
-                <w:b/>
-                <w:sz w:val="16"/>
-              </w:rPr>
-              <w:t xml:space="preserve">Адрес </w:t>
-            </w:r>
-            <w:r>
-              <w:rPr>
-                <w:rFonts w:ascii="Times New Roman" w:hAnsi="Times New Roman" w:cs="Times New Roman"/>
-                <w:b w:val="0"/>
-                <w:sz w:val="16"/>
-              </w:rPr>
-              <w:t>{{ soo.home_address }}</w:t>
-            </w:r>
-          </w:p>
-        </w:tc>
-      </w:tr>
-      <w:tr>
-        <w:tc>
-          <w:tcPr>
-            <w:tcW w:type="dxa" w:w="10464"/>
-            <w:gridSpan w:val="3"/>
-            <w:tcMar>
-              <w:top w:w="0" w:type="dxa"/>
-              <w:bottom w:w="0" w:type="dxa"/>
-              <w:left w:w="60" w:type="dxa"/>
-              <w:right w:w="60" w:type="dxa"/>
-            </w:tcMar>
-            <w:vAlign w:val="top"/>
-          </w:tcPr>
-          <w:p>
-            <w:pPr>
-              <w:spacing w:before="0" w:after="0" w:line="240" w:lineRule="auto"/>
-              <w:jc w:val="left"/>
-            </w:pPr>
-            <w:r/>
-            <w:r>
-              <w:rPr>
-                <w:rFonts w:ascii="Times New Roman" w:hAnsi="Times New Roman" w:cs="Times New Roman"/>
-                <w:b/>
-                <w:sz w:val="16"/>
+                <w:sz w:val="20"/>
               </w:rPr>
               <w:t xml:space="preserve">Телефон </w:t>
             </w:r>
@@ -636,7 +644,7 @@
               <w:rPr>
                 <w:rFonts w:ascii="Times New Roman" w:hAnsi="Times New Roman" w:cs="Times New Roman"/>
                 <w:b w:val="0"/>
-                <w:sz w:val="16"/>
+                <w:sz w:val="20"/>
               </w:rPr>
               <w:t>{{ soo.phone }}</w:t>
             </w:r>
@@ -644,7 +652,7 @@
               <w:rPr>
                 <w:rFonts w:ascii="Times New Roman" w:hAnsi="Times New Roman" w:cs="Times New Roman"/>
                 <w:b/>
-                <w:sz w:val="16"/>
+                <w:sz w:val="20"/>
               </w:rPr>
               <w:t xml:space="preserve">       Факс </w:t>
             </w:r>
@@ -652,7 +660,7 @@
               <w:rPr>
                 <w:rFonts w:ascii="Times New Roman" w:hAnsi="Times New Roman" w:cs="Times New Roman"/>
                 <w:b/>
-                <w:sz w:val="16"/>
+                <w:sz w:val="20"/>
               </w:rPr>
               <w:t xml:space="preserve">       Эл. почта: </w:t>
             </w:r>
@@ -660,7 +668,7 @@
               <w:rPr>
                 <w:rFonts w:ascii="Times New Roman" w:hAnsi="Times New Roman" w:cs="Times New Roman"/>
                 <w:b w:val="0"/>
-                <w:sz w:val="16"/>
+                <w:sz w:val="20"/>
               </w:rPr>
               <w:t>{{ soo.email }}</w:t>
             </w:r>
@@ -677,7 +685,7 @@
         <w:rPr>
           <w:rFonts w:ascii="Times New Roman" w:hAnsi="Times New Roman" w:cs="Times New Roman"/>
           <w:b w:val="0"/>
-          <w:sz w:val="16"/>
+          <w:sz w:val="20"/>
         </w:rPr>
       </w:r>
     </w:p>
@@ -761,8 +769,15 @@
     </w:tbl>
     <w:p>
       <w:pPr>
-        <w:spacing w:before="0" w:after="0" w:line="120" w:lineRule="auto"/>
+        <w:spacing w:before="0" w:after="40" w:line="240" w:lineRule="auto"/>
       </w:pPr>
+      <w:r>
+        <w:rPr>
+          <w:rFonts w:ascii="Times New Roman" w:hAnsi="Times New Roman" w:cs="Times New Roman"/>
+          <w:b w:val="0"/>
+          <w:sz w:val="8"/>
+        </w:rPr>
+      </w:r>
     </w:p>
     <w:tbl>
       <w:tblPr>
@@ -788,8 +803,8 @@
           <w:tcPr>
             <w:tcW w:type="dxa" w:w="538"/>
             <w:tcMar>
-              <w:top w:w="20" w:type="dxa"/>
-              <w:bottom w:w="20" w:type="dxa"/>
+              <w:top w:w="40" w:type="dxa"/>
+              <w:bottom w:w="40" w:type="dxa"/>
               <w:left w:w="60" w:type="dxa"/>
               <w:right w:w="60" w:type="dxa"/>
             </w:tcMar>
@@ -805,7 +820,7 @@
               <w:rPr>
                 <w:rFonts w:ascii="Times New Roman" w:hAnsi="Times New Roman" w:cs="Times New Roman"/>
                 <w:b w:val="0"/>
-                <w:sz w:val="16"/>
+                <w:sz w:val="20"/>
               </w:rPr>
               <w:t>2.1.</w:t>
             </w:r>
@@ -815,8 +830,8 @@
           <w:tcPr>
             <w:tcW w:type="dxa" w:w="9928"/>
             <w:tcMar>
-              <w:top w:w="20" w:type="dxa"/>
-              <w:bottom w:w="20" w:type="dxa"/>
+              <w:top w:w="40" w:type="dxa"/>
+              <w:bottom w:w="40" w:type="dxa"/>
               <w:left w:w="60" w:type="dxa"/>
               <w:right w:w="60" w:type="dxa"/>
             </w:tcMar>
@@ -832,7 +847,7 @@
               <w:rPr>
                 <w:rFonts w:ascii="Times New Roman" w:hAnsi="Times New Roman" w:cs="Times New Roman"/>
                 <w:b/>
-                <w:sz w:val="16"/>
+                <w:sz w:val="20"/>
               </w:rPr>
               <w:t>Наименование</w:t>
             </w:r>
@@ -844,8 +859,8 @@
           <w:tcPr>
             <w:tcW w:type="dxa" w:w="538"/>
             <w:tcMar>
-              <w:top w:w="20" w:type="dxa"/>
-              <w:bottom w:w="20" w:type="dxa"/>
+              <w:top w:w="40" w:type="dxa"/>
+              <w:bottom w:w="40" w:type="dxa"/>
               <w:left w:w="60" w:type="dxa"/>
               <w:right w:w="60" w:type="dxa"/>
             </w:tcMar>
@@ -861,7 +876,7 @@
               <w:rPr>
                 <w:rFonts w:ascii="Times New Roman" w:hAnsi="Times New Roman" w:cs="Times New Roman"/>
                 <w:b w:val="0"/>
-                <w:sz w:val="16"/>
+                <w:sz w:val="20"/>
               </w:rPr>
             </w:r>
           </w:p>
@@ -870,8 +885,8 @@
           <w:tcPr>
             <w:tcW w:type="dxa" w:w="9928"/>
             <w:tcMar>
-              <w:top w:w="20" w:type="dxa"/>
-              <w:bottom w:w="20" w:type="dxa"/>
+              <w:top w:w="40" w:type="dxa"/>
+              <w:bottom w:w="40" w:type="dxa"/>
               <w:left w:w="60" w:type="dxa"/>
               <w:right w:w="60" w:type="dxa"/>
             </w:tcMar>
@@ -887,7 +902,7 @@
               <w:rPr>
                 <w:rFonts w:ascii="Times New Roman" w:hAnsi="Times New Roman" w:cs="Times New Roman"/>
                 <w:b w:val="0"/>
-                <w:sz w:val="16"/>
+                <w:sz w:val="20"/>
               </w:rPr>
               <w:t>{{ soo.company_full_name }}</w:t>
             </w:r>
@@ -899,8 +914,8 @@
           <w:tcPr>
             <w:tcW w:type="dxa" w:w="538"/>
             <w:tcMar>
-              <w:top w:w="20" w:type="dxa"/>
-              <w:bottom w:w="20" w:type="dxa"/>
+              <w:top w:w="40" w:type="dxa"/>
+              <w:bottom w:w="40" w:type="dxa"/>
               <w:left w:w="60" w:type="dxa"/>
               <w:right w:w="60" w:type="dxa"/>
             </w:tcMar>
@@ -916,7 +931,7 @@
               <w:rPr>
                 <w:rFonts w:ascii="Times New Roman" w:hAnsi="Times New Roman" w:cs="Times New Roman"/>
                 <w:b w:val="0"/>
-                <w:sz w:val="16"/>
+                <w:sz w:val="20"/>
               </w:rPr>
               <w:t>2.2.</w:t>
             </w:r>
@@ -926,8 +941,91 @@
           <w:tcPr>
             <w:tcW w:type="dxa" w:w="9928"/>
             <w:tcMar>
-              <w:top w:w="20" w:type="dxa"/>
-              <w:bottom w:w="20" w:type="dxa"/>
+              <w:top w:w="40" w:type="dxa"/>
+              <w:bottom w:w="40" w:type="dxa"/>
+              <w:left w:w="60" w:type="dxa"/>
+              <w:right w:w="60" w:type="dxa"/>
+            </w:tcMar>
+            <w:vAlign w:val="top"/>
+          </w:tcPr>
+          <w:p>
+            <w:pPr>
+              <w:spacing w:before="0" w:after="120" w:line="240" w:lineRule="auto"/>
+            </w:pPr>
+            <w:r/>
+            <w:r>
+              <w:rPr>
+                <w:rFonts w:ascii="Times New Roman" w:hAnsi="Times New Roman" w:cs="Times New Roman"/>
+                <w:b/>
+                <w:sz w:val="20"/>
+              </w:rPr>
+              <w:t xml:space="preserve">Адрес: </w:t>
+            </w:r>
+            <w:r>
+              <w:rPr>
+                <w:rFonts w:ascii="Times New Roman" w:hAnsi="Times New Roman" w:cs="Times New Roman"/>
+                <w:b w:val="0"/>
+                <w:sz w:val="20"/>
+              </w:rPr>
+              <w:t>{{ soo.company_legal_address }}</w:t>
+            </w:r>
+          </w:p>
+          <w:p>
+            <w:pPr>
+              <w:spacing w:before="0" w:after="0" w:line="240" w:lineRule="auto"/>
+            </w:pPr>
+            <w:r>
+              <w:rPr>
+                <w:rFonts w:ascii="Times New Roman" w:hAnsi="Times New Roman" w:cs="Times New Roman"/>
+                <w:b/>
+                <w:sz w:val="20"/>
+              </w:rPr>
+              <w:t xml:space="preserve">Адрес удалённой работы в Испании: </w:t>
+            </w:r>
+            <w:r>
+              <w:rPr>
+                <w:rFonts w:ascii="Times New Roman" w:hAnsi="Times New Roman" w:cs="Times New Roman"/>
+                <w:b w:val="0"/>
+                <w:sz w:val="20"/>
+              </w:rPr>
+              <w:t>{{ soo.spain_address }}</w:t>
+            </w:r>
+          </w:p>
+        </w:tc>
+      </w:tr>
+      <w:tr>
+        <w:tc>
+          <w:tcPr>
+            <w:tcW w:type="dxa" w:w="538"/>
+            <w:tcMar>
+              <w:top w:w="40" w:type="dxa"/>
+              <w:bottom w:w="40" w:type="dxa"/>
+              <w:left w:w="60" w:type="dxa"/>
+              <w:right w:w="60" w:type="dxa"/>
+            </w:tcMar>
+            <w:vAlign w:val="top"/>
+          </w:tcPr>
+          <w:p>
+            <w:pPr>
+              <w:spacing w:before="0" w:after="0" w:line="240" w:lineRule="auto"/>
+              <w:jc w:val="left"/>
+            </w:pPr>
+            <w:r/>
+            <w:r>
+              <w:rPr>
+                <w:rFonts w:ascii="Times New Roman" w:hAnsi="Times New Roman" w:cs="Times New Roman"/>
+                <w:b w:val="0"/>
+                <w:sz w:val="20"/>
+              </w:rPr>
+            </w:r>
+          </w:p>
+        </w:tc>
+        <w:tc>
+          <w:tcPr>
+            <w:tcW w:type="dxa" w:w="9928"/>
+            <w:tcMar>
+              <w:top w:w="40" w:type="dxa"/>
+              <w:bottom w:w="40" w:type="dxa"/>
               <w:left w:w="60" w:type="dxa"/>
               <w:right w:w="60" w:type="dxa"/>
             </w:tcMar>
@@ -943,96 +1041,7 @@
               <w:rPr>
                 <w:rFonts w:ascii="Times New Roman" w:hAnsi="Times New Roman" w:cs="Times New Roman"/>
                 <w:b/>
-                <w:sz w:val="16"/>
-              </w:rPr>
-              <w:t xml:space="preserve">Адрес: </w:t>
-            </w:r>
-            <w:r>
-              <w:rPr>
-                <w:rFonts w:ascii="Times New Roman" w:hAnsi="Times New Roman" w:cs="Times New Roman"/>
-                <w:b w:val="0"/>
-                <w:sz w:val="16"/>
-              </w:rPr>
-              <w:t>{{ soo.company_legal_address }}</w:t>
-            </w:r>
-            <w:r>
-              <w:rPr>
-                <w:rFonts w:ascii="Times New Roman" w:hAnsi="Times New Roman" w:cs="Times New Roman"/>
-                <w:b/>
-                <w:sz w:val="16"/>
-              </w:rPr>
-            </w:r>
-            <w:r>
-              <w:br/>
-            </w:r>
-            <w:r>
-              <w:rPr>
-                <w:rFonts w:ascii="Times New Roman" w:hAnsi="Times New Roman" w:cs="Times New Roman"/>
-                <w:b/>
-                <w:sz w:val="16"/>
-              </w:rPr>
-              <w:t xml:space="preserve">Адрес удалённой работы в Испании: </w:t>
-            </w:r>
-            <w:r>
-              <w:rPr>
-                <w:rFonts w:ascii="Times New Roman" w:hAnsi="Times New Roman" w:cs="Times New Roman"/>
-                <w:b w:val="0"/>
-                <w:sz w:val="16"/>
-              </w:rPr>
-              <w:t>{{ soo.spain_address }}</w:t>
-            </w:r>
-          </w:p>
-        </w:tc>
-      </w:tr>
-      <w:tr>
-        <w:tc>
-          <w:tcPr>
-            <w:tcW w:type="dxa" w:w="538"/>
-            <w:tcMar>
-              <w:top w:w="20" w:type="dxa"/>
-              <w:bottom w:w="20" w:type="dxa"/>
-              <w:left w:w="60" w:type="dxa"/>
-              <w:right w:w="60" w:type="dxa"/>
-            </w:tcMar>
-            <w:vAlign w:val="top"/>
-          </w:tcPr>
-          <w:p>
-            <w:pPr>
-              <w:spacing w:before="0" w:after="0" w:line="240" w:lineRule="auto"/>
-              <w:jc w:val="left"/>
-            </w:pPr>
-            <w:r/>
-            <w:r>
-              <w:rPr>
-                <w:rFonts w:ascii="Times New Roman" w:hAnsi="Times New Roman" w:cs="Times New Roman"/>
-                <w:b w:val="0"/>
-                <w:sz w:val="16"/>
-              </w:rPr>
-            </w:r>
-          </w:p>
-        </w:tc>
-        <w:tc>
-          <w:tcPr>
-            <w:tcW w:type="dxa" w:w="9928"/>
-            <w:tcMar>
-              <w:top w:w="20" w:type="dxa"/>
-              <w:bottom w:w="20" w:type="dxa"/>
-              <w:left w:w="60" w:type="dxa"/>
-              <w:right w:w="60" w:type="dxa"/>
-            </w:tcMar>
-            <w:vAlign w:val="top"/>
-          </w:tcPr>
-          <w:p>
-            <w:pPr>
-              <w:spacing w:before="0" w:after="0" w:line="240" w:lineRule="auto"/>
-              <w:jc w:val="left"/>
-            </w:pPr>
-            <w:r/>
-            <w:r>
-              <w:rPr>
-                <w:rFonts w:ascii="Times New Roman" w:hAnsi="Times New Roman" w:cs="Times New Roman"/>
-                <w:b/>
-                <w:sz w:val="16"/>
+                <w:sz w:val="20"/>
               </w:rPr>
               <w:t xml:space="preserve">Телефон: </w:t>
             </w:r>
@@ -1040,7 +1049,7 @@
               <w:rPr>
                 <w:rFonts w:ascii="Times New Roman" w:hAnsi="Times New Roman" w:cs="Times New Roman"/>
                 <w:b w:val="0"/>
-                <w:sz w:val="16"/>
+                <w:sz w:val="20"/>
               </w:rPr>
               <w:t>{{ soo.company_phone }}</w:t>
             </w:r>
@@ -1048,7 +1057,7 @@
               <w:rPr>
                 <w:rFonts w:ascii="Times New Roman" w:hAnsi="Times New Roman" w:cs="Times New Roman"/>
                 <w:b/>
-                <w:sz w:val="16"/>
+                <w:sz w:val="20"/>
               </w:rPr>
               <w:t xml:space="preserve">   Факс:    Эл. почта: </w:t>
             </w:r>
@@ -1056,7 +1065,7 @@
               <w:rPr>
                 <w:rFonts w:ascii="Times New Roman" w:hAnsi="Times New Roman" w:cs="Times New Roman"/>
                 <w:b w:val="0"/>
-                <w:sz w:val="16"/>
+                <w:sz w:val="20"/>
               </w:rPr>
               <w:t>{{ soo.company_email }}</w:t>
             </w:r>
@@ -1073,7 +1082,7 @@
         <w:rPr>
           <w:rFonts w:ascii="Times New Roman" w:hAnsi="Times New Roman" w:cs="Times New Roman"/>
           <w:b w:val="0"/>
-          <w:sz w:val="16"/>
+          <w:sz w:val="20"/>
         </w:rPr>
       </w:r>
     </w:p>
@@ -1157,8 +1166,15 @@
     </w:tbl>
     <w:p>
       <w:pPr>
-        <w:spacing w:before="0" w:after="0" w:line="120" w:lineRule="auto"/>
+        <w:spacing w:before="0" w:after="40" w:line="240" w:lineRule="auto"/>
       </w:pPr>
+      <w:r>
+        <w:rPr>
+          <w:rFonts w:ascii="Times New Roman" w:hAnsi="Times New Roman" w:cs="Times New Roman"/>
+          <w:b w:val="0"/>
+          <w:sz w:val="8"/>
+        </w:rPr>
+      </w:r>
     </w:p>
     <w:tbl>
       <w:tblPr>
@@ -1192,14 +1208,14 @@
           <w:p>
             <w:pPr>
               <w:spacing w:before="0" w:after="60" w:line="240" w:lineRule="auto"/>
-              <w:jc w:val="both"/>
+              <w:jc w:val="left"/>
             </w:pPr>
             <w:r/>
             <w:r>
               <w:rPr>
                 <w:rFonts w:ascii="Times New Roman" w:hAnsi="Times New Roman" w:cs="Times New Roman"/>
                 <w:b w:val="0"/>
-                <w:sz w:val="16"/>
+                <w:sz w:val="20"/>
               </w:rPr>
               <w:t xml:space="preserve">3.1. В отношении застрахованного лица продолжает применяться законодательство Российской Федерации: с </w:t>
             </w:r>
@@ -1207,7 +1223,7 @@
               <w:rPr>
                 <w:rFonts w:ascii="Times New Roman" w:hAnsi="Times New Roman" w:cs="Times New Roman"/>
                 <w:b/>
-                <w:sz w:val="16"/>
+                <w:sz w:val="20"/>
               </w:rPr>
               <w:t>{{ soo.period_start }}</w:t>
             </w:r>
@@ -1215,7 +1231,7 @@
               <w:rPr>
                 <w:rFonts w:ascii="Times New Roman" w:hAnsi="Times New Roman" w:cs="Times New Roman"/>
                 <w:b w:val="0"/>
-                <w:sz w:val="16"/>
+                <w:sz w:val="20"/>
               </w:rPr>
               <w:t xml:space="preserve"> по </w:t>
             </w:r>
@@ -1223,7 +1239,7 @@
               <w:rPr>
                 <w:rFonts w:ascii="Times New Roman" w:hAnsi="Times New Roman" w:cs="Times New Roman"/>
                 <w:b/>
-                <w:sz w:val="16"/>
+                <w:sz w:val="20"/>
               </w:rPr>
               <w:t>{{ soo.period_end }}</w:t>
             </w:r>
@@ -1231,7 +1247,7 @@
               <w:rPr>
                 <w:rFonts w:ascii="Times New Roman" w:hAnsi="Times New Roman" w:cs="Times New Roman"/>
                 <w:b w:val="0"/>
-                <w:sz w:val="16"/>
+                <w:sz w:val="20"/>
               </w:rPr>
               <w:t xml:space="preserve">. Согласно ст. 7 Договора между Российской Федерацией и Королевством Испании о социальном обеспечении от 11.04.1994 г. и ст. 3 Административного соглашения о применении Договора между РФ и Королевством Испания о социальном обеспечении от 12.05.1995 подтверждаем, что с применимым международным стандартом координации социального обеспечения, подписанным Королевством Испании, </w:t>
             </w:r>
@@ -1239,7 +1255,7 @@
               <w:rPr>
                 <w:rFonts w:ascii="Times New Roman" w:hAnsi="Times New Roman" w:cs="Times New Roman"/>
                 <w:b w:val="0"/>
-                <w:sz w:val="16"/>
+                <w:sz w:val="20"/>
               </w:rPr>
               <w:t>{{ soo.full_name }}</w:t>
             </w:r>
@@ -1247,7 +1263,7 @@
               <w:rPr>
                 <w:rFonts w:ascii="Times New Roman" w:hAnsi="Times New Roman" w:cs="Times New Roman"/>
                 <w:b w:val="0"/>
-                <w:sz w:val="16"/>
+                <w:sz w:val="20"/>
               </w:rPr>
               <w:t xml:space="preserve"> будет являться застрахованным лицом в системе обязательного социального страхования Российской Федерации.</w:t>
             </w:r>
@@ -1261,7 +1277,7 @@
               <w:rPr>
                 <w:rFonts w:ascii="Times New Roman" w:hAnsi="Times New Roman" w:cs="Times New Roman"/>
                 <w:b/>
-                <w:sz w:val="16"/>
+                <w:sz w:val="20"/>
               </w:rPr>
               <w:t xml:space="preserve">Основание: ПРИКАЗ № </w:t>
             </w:r>
@@ -1269,7 +1285,7 @@
               <w:rPr>
                 <w:rFonts w:ascii="Times New Roman" w:hAnsi="Times New Roman" w:cs="Times New Roman"/>
                 <w:b w:val="0"/>
-                <w:sz w:val="16"/>
+                <w:sz w:val="20"/>
               </w:rPr>
               <w:t>{{ soo.order_number }}</w:t>
             </w:r>
@@ -1277,7 +1293,7 @@
               <w:rPr>
                 <w:rFonts w:ascii="Times New Roman" w:hAnsi="Times New Roman" w:cs="Times New Roman"/>
                 <w:b/>
-                <w:sz w:val="16"/>
+                <w:sz w:val="20"/>
               </w:rPr>
               <w:t xml:space="preserve"> от </w:t>
             </w:r>
@@ -1285,7 +1301,7 @@
               <w:rPr>
                 <w:rFonts w:ascii="Times New Roman" w:hAnsi="Times New Roman" w:cs="Times New Roman"/>
                 <w:b w:val="0"/>
-                <w:sz w:val="16"/>
+                <w:sz w:val="20"/>
               </w:rPr>
               <w:t>{{ soo.order_date }}</w:t>
             </w:r>
@@ -1293,7 +1309,7 @@
               <w:rPr>
                 <w:rFonts w:ascii="Times New Roman" w:hAnsi="Times New Roman" w:cs="Times New Roman"/>
                 <w:b/>
-                <w:sz w:val="16"/>
+                <w:sz w:val="20"/>
               </w:rPr>
               <w:t>г. о направлении работника в командировку.</w:t>
             </w:r>
@@ -1301,14 +1317,13 @@
           <w:p>
             <w:pPr>
               <w:spacing w:before="0" w:after="0" w:line="240" w:lineRule="auto"/>
-              <w:ind w:left="340"/>
               <w:jc w:val="left"/>
             </w:pPr>
             <w:r>
               <w:rPr>
                 <w:rFonts w:ascii="Times New Roman" w:hAnsi="Times New Roman" w:cs="Times New Roman"/>
                 <w:b w:val="0"/>
-                <w:sz w:val="16"/>
+                <w:sz w:val="20"/>
               </w:rPr>
               <w:t xml:space="preserve">Трудовой договор № </w:t>
             </w:r>
@@ -1316,7 +1331,7 @@
               <w:rPr>
                 <w:rFonts w:ascii="Times New Roman" w:hAnsi="Times New Roman" w:cs="Times New Roman"/>
                 <w:b w:val="0"/>
-                <w:sz w:val="16"/>
+                <w:sz w:val="20"/>
               </w:rPr>
               <w:t>{{ soo.contract_number }}</w:t>
             </w:r>
@@ -1324,7 +1339,7 @@
               <w:rPr>
                 <w:rFonts w:ascii="Times New Roman" w:hAnsi="Times New Roman" w:cs="Times New Roman"/>
                 <w:b w:val="0"/>
-                <w:sz w:val="16"/>
+                <w:sz w:val="20"/>
               </w:rPr>
               <w:t xml:space="preserve"> от </w:t>
             </w:r>
@@ -1332,7 +1347,7 @@
               <w:rPr>
                 <w:rFonts w:ascii="Times New Roman" w:hAnsi="Times New Roman" w:cs="Times New Roman"/>
                 <w:b w:val="0"/>
-                <w:sz w:val="16"/>
+                <w:sz w:val="20"/>
               </w:rPr>
               <w:t>{{ soo.contract_date }}</w:t>
             </w:r>
@@ -1340,7 +1355,7 @@
               <w:rPr>
                 <w:rFonts w:ascii="Times New Roman" w:hAnsi="Times New Roman" w:cs="Times New Roman"/>
                 <w:b w:val="0"/>
-                <w:sz w:val="16"/>
+                <w:sz w:val="20"/>
               </w:rPr>
               <w:t>г. с возможностью дистанционной работы.</w:t>
             </w:r>
@@ -1357,7 +1372,7 @@
         <w:rPr>
           <w:rFonts w:ascii="Times New Roman" w:hAnsi="Times New Roman" w:cs="Times New Roman"/>
           <w:b w:val="0"/>
-          <w:sz w:val="16"/>
+          <w:sz w:val="20"/>
         </w:rPr>
       </w:r>
     </w:p>
@@ -1441,8 +1456,15 @@
     </w:tbl>
     <w:p>
       <w:pPr>
-        <w:spacing w:before="0" w:after="0" w:line="120" w:lineRule="auto"/>
+        <w:spacing w:before="0" w:after="40" w:line="240" w:lineRule="auto"/>
       </w:pPr>
+      <w:r>
+        <w:rPr>
+          <w:rFonts w:ascii="Times New Roman" w:hAnsi="Times New Roman" w:cs="Times New Roman"/>
+          <w:b w:val="0"/>
+          <w:sz w:val="8"/>
+        </w:rPr>
+      </w:r>
     </w:p>
     <w:tbl>
       <w:tblPr>
@@ -2005,7 +2027,7 @@
     <w:rsid w:val="00FC693F"/>
     <w:rPr>
       <w:rFonts w:ascii="Times New Roman" w:hAnsi="Times New Roman"/>
-      <w:sz w:val="16"/>
+      <w:sz w:val="20"/>
     </w:rPr>
   </w:style>
   <w:style w:type="paragraph" w:styleId="Header">

--- a/templates/docx/soo_template.docx
+++ b/templates/docx/soo_template.docx
@@ -1317,6 +1317,7 @@
           <w:p>
             <w:pPr>
               <w:spacing w:before="0" w:after="0" w:line="240" w:lineRule="auto"/>
+              <w:ind w:left="1134"/>
               <w:jc w:val="left"/>
             </w:pPr>
             <w:r>
